--- a/webapp/templates/word/Otro_Si_Rodamiento.docx
+++ b/webapp/templates/word/Otro_Si_Rodamiento.docx
@@ -1,6 +1,6 @@
 
 <file path=word/document.xml><?xml version="1.0" encoding="utf-8"?>
-<w:document xmlns:wpc="http://schemas.microsoft.com/office/word/2010/wordprocessingCanvas" xmlns:cx="http://schemas.microsoft.com/office/drawing/2014/chartex" xmlns:cx1="http://schemas.microsoft.com/office/drawing/2015/9/8/chartex" xmlns:cx2="http://schemas.microsoft.com/office/drawing/2015/10/21/chartex" xmlns:cx3="http://schemas.microsoft.com/office/drawing/2016/5/9/chartex" xmlns:cx4="http://schemas.microsoft.com/office/drawing/2016/5/10/chartex" xmlns:cx5="http://schemas.microsoft.com/office/drawing/2016/5/11/chartex" xmlns:cx6="http://schemas.microsoft.com/office/drawing/2016/5/12/chartex" xmlns:cx7="http://schemas.microsoft.com/office/drawing/2016/5/13/chartex" xmlns:cx8="http://schemas.microsoft.com/office/drawing/2016/5/14/chartex" xmlns:mc="http://schemas.openxmlformats.org/markup-compatibility/2006" xmlns:aink="http://schemas.microsoft.com/office/drawing/2016/ink" xmlns:am3d="http://schemas.microsoft.com/office/drawing/2017/model3d" xmlns:o="urn:schemas-microsoft-com:office:office" xmlns:r="http://schemas.openxmlformats.org/officeDocument/2006/relationships" xmlns:m="http://schemas.openxmlformats.org/officeDocument/2006/math" xmlns:v="urn:schemas-microsoft-com:vml" xmlns:wp14="http://schemas.microsoft.com/office/word/2010/wordprocessingDrawing" xmlns:wp="http://schemas.openxmlformats.org/drawingml/2006/wordprocessingDrawing" xmlns:w10="urn:schemas-microsoft-com:office:word" xmlns:w="http://schemas.openxmlformats.org/wordprocessingml/2006/main" xmlns:w14="http://schemas.microsoft.com/office/word/2010/wordml" xmlns:w15="http://schemas.microsoft.com/office/word/2012/wordml" xmlns:w16cex="http://schemas.microsoft.com/office/word/2018/wordml/cex" xmlns:w16cid="http://schemas.microsoft.com/office/word/2016/wordml/cid" xmlns:w16="http://schemas.microsoft.com/office/word/2018/wordml" xmlns:w16sdtdh="http://schemas.microsoft.com/office/word/2020/wordml/sdtdatahash" xmlns:w16se="http://schemas.microsoft.com/office/word/2015/wordml/symex" xmlns:wpg="http://schemas.microsoft.com/office/word/2010/wordprocessingGroup" xmlns:wpi="http://schemas.microsoft.com/office/word/2010/wordprocessingInk" xmlns:wne="http://schemas.microsoft.com/office/word/2006/wordml" xmlns:wps="http://schemas.microsoft.com/office/word/2010/wordprocessingShape" mc:Ignorable="w14 w15 w16se w16cid w16 w16cex w16sdtdh wp14">
+<w:document xmlns:wpc="http://schemas.microsoft.com/office/word/2010/wordprocessingCanvas" xmlns:cx="http://schemas.microsoft.com/office/drawing/2014/chartex" xmlns:cx1="http://schemas.microsoft.com/office/drawing/2015/9/8/chartex" xmlns:cx2="http://schemas.microsoft.com/office/drawing/2015/10/21/chartex" xmlns:cx3="http://schemas.microsoft.com/office/drawing/2016/5/9/chartex" xmlns:cx4="http://schemas.microsoft.com/office/drawing/2016/5/10/chartex" xmlns:cx5="http://schemas.microsoft.com/office/drawing/2016/5/11/chartex" xmlns:cx6="http://schemas.microsoft.com/office/drawing/2016/5/12/chartex" xmlns:cx7="http://schemas.microsoft.com/office/drawing/2016/5/13/chartex" xmlns:cx8="http://schemas.microsoft.com/office/drawing/2016/5/14/chartex" xmlns:mc="http://schemas.openxmlformats.org/markup-compatibility/2006" xmlns:aink="http://schemas.microsoft.com/office/drawing/2016/ink" xmlns:am3d="http://schemas.microsoft.com/office/drawing/2017/model3d" xmlns:o="urn:schemas-microsoft-com:office:office" xmlns:oel="http://schemas.microsoft.com/office/2019/extlst" xmlns:r="http://schemas.openxmlformats.org/officeDocument/2006/relationships" xmlns:m="http://schemas.openxmlformats.org/officeDocument/2006/math" xmlns:v="urn:schemas-microsoft-com:vml" xmlns:wp14="http://schemas.microsoft.com/office/word/2010/wordprocessingDrawing" xmlns:wp="http://schemas.openxmlformats.org/drawingml/2006/wordprocessingDrawing" xmlns:w10="urn:schemas-microsoft-com:office:word" xmlns:w="http://schemas.openxmlformats.org/wordprocessingml/2006/main" xmlns:w14="http://schemas.microsoft.com/office/word/2010/wordml" xmlns:w15="http://schemas.microsoft.com/office/word/2012/wordml" xmlns:w16cex="http://schemas.microsoft.com/office/word/2018/wordml/cex" xmlns:w16cid="http://schemas.microsoft.com/office/word/2016/wordml/cid" xmlns:w16="http://schemas.microsoft.com/office/word/2018/wordml" xmlns:w16sdtdh="http://schemas.microsoft.com/office/word/2020/wordml/sdtdatahash" xmlns:w16se="http://schemas.microsoft.com/office/word/2015/wordml/symex" xmlns:wpg="http://schemas.microsoft.com/office/word/2010/wordprocessingGroup" xmlns:wpi="http://schemas.microsoft.com/office/word/2010/wordprocessingInk" xmlns:wne="http://schemas.microsoft.com/office/word/2006/wordml" xmlns:wps="http://schemas.microsoft.com/office/word/2010/wordprocessingShape" mc:Ignorable="w14 w15 w16se w16cid w16 w16cex w16sdtdh wp14">
   <w:body>
     <w:p>
       <w:pPr>
@@ -22,13 +22,9 @@
           <w:sz w:val="24"/>
           <w:szCs w:val="24"/>
         </w:rPr>
-        <w:t xml:space="preserve"> OTRO SI AL CONTRATO DE TRABAJO</w:t>
-      </w:r>
-    </w:p>
-    <w:p>
-      <w:pPr>
-        <w:spacing w:after="0" w:line="240" w:lineRule="auto"/>
-        <w:jc w:val="center"/>
+        <w:t xml:space="preserve"> </w:t>
+      </w:r>
+      <w:r>
         <w:rPr>
           <w:rFonts w:ascii="Arial" w:eastAsia="Arial" w:hAnsi="Arial" w:cs="Arial"/>
           <w:b/>
@@ -36,38 +32,47 @@
           <w:sz w:val="24"/>
           <w:szCs w:val="24"/>
         </w:rPr>
-      </w:pPr>
-      <w:r>
-        <w:t>AUXÍLIO NO SALARIAL DE TRANSPORTE EXTRALEGAL</w:t>
-      </w:r>
-    </w:p>
-    <w:p>
-      <w:pPr>
-        <w:spacing w:after="0" w:line="240" w:lineRule="auto"/>
-        <w:jc w:val="both"/>
-        <w:rPr>
-          <w:rFonts w:ascii="Arial" w:eastAsia="Arial" w:hAnsi="Arial" w:cs="Arial"/>
+        <w:t>OTRO SI AL CONTRATO DE TRABAJO</w:t>
+      </w:r>
+    </w:p>
+    <w:p>
+      <w:pPr>
+        <w:spacing w:after="0" w:line="240" w:lineRule="auto"/>
+        <w:jc w:val="center"/>
+        <w:rPr>
+          <w:rFonts w:ascii="Arial" w:eastAsia="Arial" w:hAnsi="Arial" w:cs="Arial"/>
+          <w:b/>
+          <w:bCs/>
           <w:sz w:val="24"/>
           <w:szCs w:val="24"/>
         </w:rPr>
       </w:pPr>
-    </w:p>
-    <w:p>
-      <w:pPr>
+      <w:r>
+        <w:t>AUXÍLIO NO SALARIAL DE TRANSPORTE EXTRALEGAL</w:t>
+      </w:r>
+    </w:p>
+    <w:p>
+      <w:pPr>
+        <w:spacing w:after="0" w:line="240" w:lineRule="auto"/>
+        <w:jc w:val="both"/>
         <w:rPr>
           <w:rFonts w:ascii="Arial" w:eastAsia="Arial" w:hAnsi="Arial" w:cs="Arial"/>
           <w:sz w:val="24"/>
           <w:szCs w:val="24"/>
         </w:rPr>
       </w:pPr>
+    </w:p>
+    <w:p>
+      <w:pPr>
+        <w:rPr>
+          <w:rFonts w:ascii="Arial" w:eastAsia="Arial" w:hAnsi="Arial" w:cs="Arial"/>
+        </w:rPr>
+      </w:pPr>
       <w:proofErr w:type="spellStart"/>
       <w:proofErr w:type="gramStart"/>
       <w:r>
         <w:rPr>
           <w:rFonts w:ascii="Arial" w:eastAsia="Arial" w:hAnsi="Arial" w:cs="Arial"/>
-          <w:sz w:val="24"/>
-          <w:szCs w:val="24"/>
-          <w:highlight w:val="lightGray"/>
         </w:rPr>
         <w:t>Siendo,el</w:t>
       </w:r>
@@ -76,9 +81,6 @@
       <w:r>
         <w:rPr>
           <w:rFonts w:ascii="Arial" w:eastAsia="Arial" w:hAnsi="Arial" w:cs="Arial"/>
-          <w:sz w:val="24"/>
-          <w:szCs w:val="24"/>
-          <w:highlight w:val="lightGray"/>
         </w:rPr>
         <w:t xml:space="preserve"> </w:t>
       </w:r>
@@ -87,35 +89,26 @@
           <w:rFonts w:ascii="Arial" w:eastAsia="Arial" w:hAnsi="Arial" w:cs="Arial"/>
           <w:b/>
           <w:bCs/>
-          <w:sz w:val="24"/>
-          <w:szCs w:val="24"/>
-          <w:highlight w:val="lightGray"/>
         </w:rPr>
         <w:t>[[Fecha]]</w:t>
       </w:r>
       <w:r>
         <w:rPr>
           <w:rFonts w:ascii="Arial" w:eastAsia="Arial" w:hAnsi="Arial" w:cs="Arial"/>
-          <w:sz w:val="24"/>
-          <w:szCs w:val="24"/>
-          <w:highlight w:val="lightGray"/>
-        </w:rPr>
-        <w:t xml:space="preserve">, se </w:t>
-      </w:r>
-      <w:r>
-        <w:rPr>
-          <w:rFonts w:ascii="Arial" w:eastAsia="Arial" w:hAnsi="Arial" w:cs="Arial"/>
-          <w:sz w:val="24"/>
-          <w:szCs w:val="24"/>
-          <w:highlight w:val="lightGray"/>
-        </w:rPr>
-        <w:t>reunieron por una parte</w:t>
-      </w:r>
-      <w:r>
-        <w:rPr>
-          <w:rFonts w:ascii="Arial" w:eastAsia="Arial" w:hAnsi="Arial" w:cs="Arial"/>
-          <w:sz w:val="24"/>
-          <w:szCs w:val="24"/>
+        </w:rPr>
+        <w:t xml:space="preserve">, se reunieron por una parte </w:t>
+      </w:r>
+      <w:r>
+        <w:rPr>
+          <w:rFonts w:ascii="Arial" w:eastAsia="Arial" w:hAnsi="Arial" w:cs="Arial"/>
+          <w:b/>
+          <w:bCs/>
+        </w:rPr>
+        <w:t>[[Nombre]]</w:t>
+      </w:r>
+      <w:r>
+        <w:rPr>
+          <w:rFonts w:ascii="Arial" w:eastAsia="Arial" w:hAnsi="Arial" w:cs="Arial"/>
         </w:rPr>
         <w:t xml:space="preserve"> </w:t>
       </w:r>
@@ -124,16 +117,12 @@
           <w:rFonts w:ascii="Arial" w:eastAsia="Arial" w:hAnsi="Arial" w:cs="Arial"/>
           <w:b/>
           <w:bCs/>
-          <w:sz w:val="24"/>
-          <w:szCs w:val="24"/>
-        </w:rPr>
-        <w:t>[[Nombre]]</w:t>
-      </w:r>
-      <w:r>
-        <w:rPr>
-          <w:rFonts w:ascii="Arial" w:eastAsia="Arial" w:hAnsi="Arial" w:cs="Arial"/>
-          <w:sz w:val="24"/>
-          <w:szCs w:val="24"/>
+        </w:rPr>
+        <w:t>[[Identificado]]</w:t>
+      </w:r>
+      <w:r>
+        <w:rPr>
+          <w:rFonts w:ascii="Arial" w:eastAsia="Arial" w:hAnsi="Arial" w:cs="Arial"/>
         </w:rPr>
         <w:t xml:space="preserve"> </w:t>
       </w:r>
@@ -142,16 +131,104 @@
           <w:rFonts w:ascii="Arial" w:eastAsia="Arial" w:hAnsi="Arial" w:cs="Arial"/>
           <w:b/>
           <w:bCs/>
-          <w:sz w:val="24"/>
-          <w:szCs w:val="24"/>
-        </w:rPr>
-        <w:t>[[Identificado]]</w:t>
-      </w:r>
-      <w:r>
-        <w:rPr>
-          <w:rFonts w:ascii="Arial" w:eastAsia="Arial" w:hAnsi="Arial" w:cs="Arial"/>
-          <w:sz w:val="24"/>
-          <w:szCs w:val="24"/>
+        </w:rPr>
+        <w:t>[[Cedula]]</w:t>
+      </w:r>
+      <w:r>
+        <w:rPr>
+          <w:rFonts w:ascii="Arial" w:eastAsia="Arial" w:hAnsi="Arial" w:cs="Arial"/>
+        </w:rPr>
+        <w:t xml:space="preserve"> como aparece al pie de su firma y quien adelante se denominará EL TRABAJADOR, y por la otra, LAURA CRISTINA CERÓN MUÑOZ identificada con la C.C. No. 52.705.312 y quien actúa en representación de DIACO S.A., quien en adelante se denominará EL EMPLEADOR, con el fin de suscribir un acuerdo provisto de las siguientes cláusulas.</w:t>
+      </w:r>
+    </w:p>
+    <w:p>
+      <w:pPr>
+        <w:spacing w:after="0" w:line="240" w:lineRule="auto"/>
+        <w:jc w:val="both"/>
+        <w:rPr>
+          <w:rFonts w:ascii="Arial" w:eastAsia="Arial" w:hAnsi="Arial" w:cs="Arial"/>
+        </w:rPr>
+      </w:pPr>
+    </w:p>
+    <w:p>
+      <w:pPr>
+        <w:spacing w:after="0" w:line="240" w:lineRule="auto"/>
+        <w:jc w:val="both"/>
+        <w:rPr>
+          <w:rFonts w:ascii="Arial" w:eastAsia="Arial" w:hAnsi="Arial" w:cs="Arial"/>
+        </w:rPr>
+      </w:pPr>
+      <w:r>
+        <w:rPr>
+          <w:rFonts w:ascii="Arial" w:eastAsia="Arial" w:hAnsi="Arial" w:cs="Arial"/>
+          <w:b/>
+          <w:bCs/>
+        </w:rPr>
+        <w:t>PRIMERA:</w:t>
+      </w:r>
+      <w:r>
+        <w:rPr>
+          <w:rFonts w:ascii="Arial" w:eastAsia="Arial" w:hAnsi="Arial" w:cs="Arial"/>
+        </w:rPr>
+        <w:t xml:space="preserve"> EL EMPLEADOR por mera liberalidad, en consideración a la necesidad que tiene EL TRABAJADOR de desplazarse a diferentes lugares en virtud del cargo que desempeña, y con el objeto de proporcionar un instrumento que le permita cumplir los fines de su cargo, otorga a EL TRABAJADOR un auxilio de trasporte extralegal.</w:t>
+      </w:r>
+    </w:p>
+    <w:p>
+      <w:pPr>
+        <w:spacing w:after="0" w:line="240" w:lineRule="auto"/>
+        <w:jc w:val="both"/>
+        <w:rPr>
+          <w:rFonts w:ascii="Arial" w:eastAsia="Arial" w:hAnsi="Arial" w:cs="Arial"/>
+        </w:rPr>
+      </w:pPr>
+    </w:p>
+    <w:p>
+      <w:pPr>
+        <w:spacing w:after="0" w:line="240" w:lineRule="auto"/>
+        <w:jc w:val="both"/>
+        <w:rPr>
+          <w:rFonts w:ascii="Arial" w:eastAsia="Arial" w:hAnsi="Arial" w:cs="Arial"/>
+          <w:b/>
+          <w:bCs/>
+        </w:rPr>
+      </w:pPr>
+      <w:r>
+        <w:rPr>
+          <w:rFonts w:ascii="Arial" w:eastAsia="Arial" w:hAnsi="Arial" w:cs="Arial"/>
+        </w:rPr>
+        <w:t xml:space="preserve">En consecuencia, de lo anterior, las partes han convenido que EL TRABAJADOR reciba un valor de </w:t>
+      </w:r>
+      <w:r>
+        <w:rPr>
+          <w:rFonts w:ascii="Arial" w:eastAsia="Arial" w:hAnsi="Arial" w:cs="Arial"/>
+          <w:b/>
+          <w:bCs/>
+        </w:rPr>
+        <w:t>[[</w:t>
+      </w:r>
+      <w:proofErr w:type="spellStart"/>
+      <w:r>
+        <w:rPr>
+          <w:rFonts w:ascii="Arial" w:eastAsia="Arial" w:hAnsi="Arial" w:cs="Arial"/>
+          <w:b/>
+          <w:bCs/>
+        </w:rPr>
+        <w:t>SalarioLetras</w:t>
+      </w:r>
+      <w:proofErr w:type="spellEnd"/>
+      <w:r>
+        <w:rPr>
+          <w:rFonts w:ascii="Arial" w:eastAsia="Arial" w:hAnsi="Arial" w:cs="Arial"/>
+          <w:b/>
+          <w:bCs/>
+        </w:rPr>
+        <w:t>]]</w:t>
+      </w:r>
+      <w:r>
+        <w:rPr>
+          <w:rFonts w:ascii="Arial" w:eastAsia="Arial" w:hAnsi="Arial" w:cs="Arial"/>
+          <w:b/>
+          <w:bCs/>
         </w:rPr>
         <w:t xml:space="preserve"> </w:t>
       </w:r>
@@ -160,18 +237,22 @@
           <w:rFonts w:ascii="Arial" w:eastAsia="Arial" w:hAnsi="Arial" w:cs="Arial"/>
           <w:b/>
           <w:bCs/>
-          <w:sz w:val="24"/>
-          <w:szCs w:val="24"/>
-        </w:rPr>
-        <w:t>[[Cedula]]</w:t>
-      </w:r>
-      <w:r>
-        <w:rPr>
-          <w:rFonts w:ascii="Arial" w:eastAsia="Arial" w:hAnsi="Arial" w:cs="Arial"/>
-          <w:sz w:val="24"/>
-          <w:szCs w:val="24"/>
-        </w:rPr>
-        <w:t xml:space="preserve"> como aparece al pie de su firma y quien adelante se denominará EL TRABAJADOR, y por la otra, LAURA CRISTINA CERÓN MUÑOZ identificada con la C.C. No. 52.705.312 y quien actúa en representación de DIACO S.A., quien en adelante se denominará EL EMPLEADOR, con el fin de suscribir un acuerdo provisto de las siguientes cláusulas.</w:t>
+        </w:rPr>
+        <w:t>([[Salario]]</w:t>
+      </w:r>
+      <w:r>
+        <w:rPr>
+          <w:rFonts w:ascii="Arial" w:eastAsia="Arial" w:hAnsi="Arial" w:cs="Arial"/>
+          <w:b/>
+          <w:bCs/>
+        </w:rPr>
+        <w:t xml:space="preserve">), </w:t>
+      </w:r>
+      <w:r>
+        <w:rPr>
+          <w:rFonts w:ascii="Arial" w:eastAsia="Arial" w:hAnsi="Arial" w:cs="Arial"/>
+        </w:rPr>
+        <w:t>como monto fijo mensual que será consignado a la cuenta de nómina del colaborador, con el ánimo de reintegrar al trabajador el dinero que gaste en su movilización para la realización del cargo que desempeña en Diaco S.A.</w:t>
       </w:r>
     </w:p>
     <w:p>
@@ -180,8 +261,6 @@
         <w:jc w:val="both"/>
         <w:rPr>
           <w:rFonts w:ascii="Arial" w:eastAsia="Arial" w:hAnsi="Arial" w:cs="Arial"/>
-          <w:sz w:val="24"/>
-          <w:szCs w:val="24"/>
         </w:rPr>
       </w:pPr>
     </w:p>
@@ -191,27 +270,21 @@
         <w:jc w:val="both"/>
         <w:rPr>
           <w:rFonts w:ascii="Arial" w:eastAsia="Arial" w:hAnsi="Arial" w:cs="Arial"/>
-          <w:sz w:val="24"/>
-          <w:szCs w:val="24"/>
-        </w:rPr>
-      </w:pPr>
-      <w:r>
-        <w:rPr>
-          <w:rFonts w:ascii="Arial" w:eastAsia="Arial" w:hAnsi="Arial" w:cs="Arial"/>
-          <w:b/>
-          <w:bCs/>
-          <w:sz w:val="24"/>
-          <w:szCs w:val="24"/>
-        </w:rPr>
-        <w:t>PRIMERA:</w:t>
-      </w:r>
-      <w:r>
-        <w:rPr>
-          <w:rFonts w:ascii="Arial" w:eastAsia="Arial" w:hAnsi="Arial" w:cs="Arial"/>
-          <w:sz w:val="24"/>
-          <w:szCs w:val="24"/>
-        </w:rPr>
-        <w:t xml:space="preserve"> EL EMPLEADOR por mera liberalidad, en consideración a la necesidad que tiene EL TRABAJADOR de desplazarse a diferentes lugares en virtud del cargo que desempeña, y con el objeto de proporcionar un instrumento que le permita cumplir los fines de su cargo, otorga a EL TRABAJADOR un auxilio de trasporte extralegal.</w:t>
+        </w:rPr>
+      </w:pPr>
+      <w:r>
+        <w:rPr>
+          <w:rFonts w:ascii="Arial" w:eastAsia="Arial" w:hAnsi="Arial" w:cs="Arial"/>
+          <w:b/>
+          <w:bCs/>
+        </w:rPr>
+        <w:t>SEGUNDA:</w:t>
+      </w:r>
+      <w:r>
+        <w:rPr>
+          <w:rFonts w:ascii="Arial" w:eastAsia="Arial" w:hAnsi="Arial" w:cs="Arial"/>
+        </w:rPr>
+        <w:t xml:space="preserve"> Las partes convienen y así lo hacen constar que el beneficio extralegal que mediante este acuerdo se otorga, no constituye salario para ningún efecto legal conforme a lo estipulado en el artículo 15 de la Ley 50 de 1990, en tanto constituye un auxilio de trasporte que no tiene por finalidad retribuir de manera directa el servicio prestado por el trabajador. </w:t>
       </w:r>
     </w:p>
     <w:p>
@@ -220,160 +293,6 @@
         <w:jc w:val="both"/>
         <w:rPr>
           <w:rFonts w:ascii="Arial" w:eastAsia="Arial" w:hAnsi="Arial" w:cs="Arial"/>
-          <w:sz w:val="24"/>
-          <w:szCs w:val="24"/>
-        </w:rPr>
-      </w:pPr>
-    </w:p>
-    <w:p>
-      <w:pPr>
-        <w:spacing w:after="0" w:line="240" w:lineRule="auto"/>
-        <w:jc w:val="both"/>
-        <w:rPr>
-          <w:rFonts w:ascii="Arial" w:eastAsia="Arial" w:hAnsi="Arial" w:cs="Arial"/>
-          <w:b/>
-          <w:bCs/>
-          <w:sz w:val="24"/>
-          <w:szCs w:val="24"/>
-        </w:rPr>
-      </w:pPr>
-      <w:r>
-        <w:rPr>
-          <w:rFonts w:ascii="Arial" w:eastAsia="Arial" w:hAnsi="Arial" w:cs="Arial"/>
-          <w:sz w:val="24"/>
-          <w:szCs w:val="24"/>
-        </w:rPr>
-        <w:t xml:space="preserve">En consecuencia, de lo anterior, las partes han convenido que EL TRABAJADOR reciba un valor de </w:t>
-      </w:r>
-      <w:r>
-        <w:rPr>
-          <w:rFonts w:ascii="Arial" w:eastAsia="Arial" w:hAnsi="Arial" w:cs="Arial"/>
-          <w:b/>
-          <w:bCs/>
-          <w:sz w:val="24"/>
-          <w:szCs w:val="24"/>
-        </w:rPr>
-        <w:t>[[</w:t>
-      </w:r>
-      <w:proofErr w:type="spellStart"/>
-      <w:r>
-        <w:rPr>
-          <w:rFonts w:ascii="Arial" w:eastAsia="Arial" w:hAnsi="Arial" w:cs="Arial"/>
-          <w:b/>
-          <w:bCs/>
-          <w:sz w:val="24"/>
-          <w:szCs w:val="24"/>
-        </w:rPr>
-        <w:t>SalarioLetras</w:t>
-      </w:r>
-      <w:proofErr w:type="spellEnd"/>
-      <w:r>
-        <w:rPr>
-          <w:rFonts w:ascii="Arial" w:eastAsia="Arial" w:hAnsi="Arial" w:cs="Arial"/>
-          <w:b/>
-          <w:bCs/>
-          <w:sz w:val="24"/>
-          <w:szCs w:val="24"/>
-        </w:rPr>
-        <w:t>]]</w:t>
-      </w:r>
-      <w:r>
-        <w:rPr>
-          <w:rFonts w:ascii="Arial" w:eastAsia="Arial" w:hAnsi="Arial" w:cs="Arial"/>
-          <w:b/>
-          <w:bCs/>
-          <w:sz w:val="24"/>
-          <w:szCs w:val="24"/>
-        </w:rPr>
-        <w:t xml:space="preserve"> </w:t>
-      </w:r>
-      <w:r>
-        <w:rPr>
-          <w:rFonts w:ascii="Arial" w:eastAsia="Arial" w:hAnsi="Arial" w:cs="Arial"/>
-          <w:b/>
-          <w:bCs/>
-          <w:sz w:val="24"/>
-          <w:szCs w:val="24"/>
-        </w:rPr>
-        <w:t>(</w:t>
-      </w:r>
-      <w:r>
-        <w:rPr>
-          <w:rFonts w:ascii="Arial" w:eastAsia="Arial" w:hAnsi="Arial" w:cs="Arial"/>
-          <w:b/>
-          <w:bCs/>
-          <w:sz w:val="24"/>
-          <w:szCs w:val="24"/>
-        </w:rPr>
-        <w:t>[[Salario]]</w:t>
-      </w:r>
-      <w:r>
-        <w:rPr>
-          <w:rFonts w:ascii="Arial" w:eastAsia="Arial" w:hAnsi="Arial" w:cs="Arial"/>
-          <w:b/>
-          <w:bCs/>
-          <w:sz w:val="24"/>
-          <w:szCs w:val="24"/>
-        </w:rPr>
-        <w:t xml:space="preserve">), </w:t>
-      </w:r>
-      <w:r>
-        <w:rPr>
-          <w:rFonts w:ascii="Arial" w:eastAsia="Arial" w:hAnsi="Arial" w:cs="Arial"/>
-          <w:sz w:val="24"/>
-          <w:szCs w:val="24"/>
-        </w:rPr>
-        <w:t>como monto fijo mensual que será consignado a la cuenta de nómina del colaborador, con el ánimo de reintegrar al trabajador el dinero que gaste en su movilización para la realización del cargo que desempeña en Diaco S.A.</w:t>
-      </w:r>
-    </w:p>
-    <w:p>
-      <w:pPr>
-        <w:spacing w:after="0" w:line="240" w:lineRule="auto"/>
-        <w:jc w:val="both"/>
-        <w:rPr>
-          <w:rFonts w:ascii="Arial" w:eastAsia="Arial" w:hAnsi="Arial" w:cs="Arial"/>
-          <w:sz w:val="24"/>
-          <w:szCs w:val="24"/>
-        </w:rPr>
-      </w:pPr>
-    </w:p>
-    <w:p>
-      <w:pPr>
-        <w:spacing w:after="0" w:line="240" w:lineRule="auto"/>
-        <w:jc w:val="both"/>
-        <w:rPr>
-          <w:rFonts w:ascii="Arial" w:eastAsia="Arial" w:hAnsi="Arial" w:cs="Arial"/>
-          <w:sz w:val="24"/>
-          <w:szCs w:val="24"/>
-        </w:rPr>
-      </w:pPr>
-      <w:r>
-        <w:rPr>
-          <w:rFonts w:ascii="Arial" w:eastAsia="Arial" w:hAnsi="Arial" w:cs="Arial"/>
-          <w:b/>
-          <w:bCs/>
-          <w:sz w:val="24"/>
-          <w:szCs w:val="24"/>
-        </w:rPr>
-        <w:t>SEGUNDA:</w:t>
-      </w:r>
-      <w:r>
-        <w:rPr>
-          <w:rFonts w:ascii="Arial" w:eastAsia="Arial" w:hAnsi="Arial" w:cs="Arial"/>
-          <w:sz w:val="24"/>
-          <w:szCs w:val="24"/>
-        </w:rPr>
-        <w:t xml:space="preserve"> Las partes convienen y así lo hacen constar que el beneficio extralegal que mediante este acuerdo se otorga, no constituye salario para ningún efecto legal conforme a lo estipulado en el artículo 15 de la Ley 50 de 1990, en tanto constituye un auxilio de trasporte que no tiene por finalidad retribuir de manera directa el servicio prestado por el trabajador. </w:t>
-      </w:r>
-    </w:p>
-    <w:p>
-      <w:pPr>
-        <w:spacing w:after="0" w:line="240" w:lineRule="auto"/>
-        <w:jc w:val="both"/>
-        <w:rPr>
-          <w:rFonts w:ascii="Arial" w:eastAsia="Arial" w:hAnsi="Arial" w:cs="Arial"/>
-          <w:sz w:val="24"/>
-          <w:szCs w:val="24"/>
         </w:rPr>
       </w:pPr>
     </w:p>
@@ -390,25 +309,19 @@
         <w:jc w:val="both"/>
         <w:rPr>
           <w:rFonts w:ascii="Arial" w:eastAsia="Arial" w:hAnsi="Arial" w:cs="Arial"/>
-          <w:sz w:val="24"/>
-          <w:szCs w:val="24"/>
-        </w:rPr>
-      </w:pPr>
-      <w:r>
-        <w:rPr>
-          <w:rFonts w:ascii="Arial" w:eastAsia="Arial" w:hAnsi="Arial" w:cs="Arial"/>
-          <w:b/>
-          <w:bCs/>
-          <w:sz w:val="24"/>
-          <w:szCs w:val="24"/>
+        </w:rPr>
+      </w:pPr>
+      <w:r>
+        <w:rPr>
+          <w:rFonts w:ascii="Arial" w:eastAsia="Arial" w:hAnsi="Arial" w:cs="Arial"/>
+          <w:b/>
+          <w:bCs/>
         </w:rPr>
         <w:t>TERCERA:</w:t>
       </w:r>
       <w:r>
         <w:rPr>
           <w:rFonts w:ascii="Arial" w:eastAsia="Arial" w:hAnsi="Arial" w:cs="Arial"/>
-          <w:sz w:val="24"/>
-          <w:szCs w:val="24"/>
         </w:rPr>
         <w:t xml:space="preserve"> Las partes declaran y así lo hacen constar que el presente beneficio, en tanto deriva de la mera liberalidad del EL EMPLEADOR, podrá ser modificado o eliminado de manera unilateral por EL EMPLEADOR cuando las necesidades así lo ameriten, sin que por ello se entienda desmejora en las condiciones del trabajador.</w:t>
       </w:r>
@@ -419,8 +332,6 @@
         <w:jc w:val="both"/>
         <w:rPr>
           <w:rFonts w:ascii="Arial" w:eastAsia="Arial" w:hAnsi="Arial" w:cs="Arial"/>
-          <w:sz w:val="24"/>
-          <w:szCs w:val="24"/>
         </w:rPr>
       </w:pPr>
     </w:p>
@@ -430,15 +341,11 @@
         <w:jc w:val="both"/>
         <w:rPr>
           <w:rFonts w:ascii="Arial" w:eastAsia="Arial" w:hAnsi="Arial" w:cs="Arial"/>
-          <w:sz w:val="24"/>
-          <w:szCs w:val="24"/>
-        </w:rPr>
-      </w:pPr>
-      <w:r>
-        <w:rPr>
-          <w:rFonts w:ascii="Arial" w:eastAsia="Arial" w:hAnsi="Arial" w:cs="Arial"/>
-          <w:sz w:val="24"/>
-          <w:szCs w:val="24"/>
+        </w:rPr>
+      </w:pPr>
+      <w:r>
+        <w:rPr>
+          <w:rFonts w:ascii="Arial" w:eastAsia="Arial" w:hAnsi="Arial" w:cs="Arial"/>
         </w:rPr>
         <w:t xml:space="preserve">En constancia se firma en </w:t>
       </w:r>
@@ -447,8 +354,6 @@
           <w:rFonts w:ascii="Arial" w:eastAsia="Arial" w:hAnsi="Arial" w:cs="Arial"/>
           <w:b/>
           <w:bCs/>
-          <w:sz w:val="24"/>
-          <w:szCs w:val="24"/>
         </w:rPr>
         <w:t>[[</w:t>
       </w:r>
@@ -458,10 +363,16 @@
           <w:rFonts w:ascii="Arial" w:eastAsia="Arial" w:hAnsi="Arial" w:cs="Arial"/>
           <w:b/>
           <w:bCs/>
-          <w:sz w:val="24"/>
-          <w:szCs w:val="24"/>
-        </w:rPr>
-        <w:t>CiudadWork</w:t>
+        </w:rPr>
+        <w:t>Ciudad</w:t>
+      </w:r>
+      <w:r>
+        <w:rPr>
+          <w:rFonts w:ascii="Arial" w:eastAsia="Arial" w:hAnsi="Arial" w:cs="Arial"/>
+          <w:b/>
+          <w:bCs/>
+        </w:rPr>
+        <w:t>Firma</w:t>
       </w:r>
       <w:proofErr w:type="spellEnd"/>
       <w:r>
@@ -469,16 +380,12 @@
           <w:rFonts w:ascii="Arial" w:eastAsia="Arial" w:hAnsi="Arial" w:cs="Arial"/>
           <w:b/>
           <w:bCs/>
-          <w:sz w:val="24"/>
-          <w:szCs w:val="24"/>
         </w:rPr>
         <w:t>]]</w:t>
       </w:r>
       <w:r>
         <w:rPr>
           <w:rFonts w:ascii="Arial" w:eastAsia="Arial" w:hAnsi="Arial" w:cs="Arial"/>
-          <w:sz w:val="24"/>
-          <w:szCs w:val="24"/>
         </w:rPr>
         <w:t xml:space="preserve">, el </w:t>
       </w:r>
@@ -487,38 +394,12 @@
           <w:rFonts w:ascii="Arial" w:eastAsia="Arial" w:hAnsi="Arial" w:cs="Arial"/>
           <w:b/>
           <w:bCs/>
-          <w:sz w:val="24"/>
-          <w:szCs w:val="24"/>
-        </w:rPr>
-        <w:t>[[</w:t>
-      </w:r>
-      <w:proofErr w:type="spellStart"/>
-      <w:r>
-        <w:rPr>
-          <w:rFonts w:ascii="Arial" w:eastAsia="Arial" w:hAnsi="Arial" w:cs="Arial"/>
-          <w:b/>
-          <w:bCs/>
-          <w:sz w:val="24"/>
-          <w:szCs w:val="24"/>
-        </w:rPr>
-        <w:t>FechaCert</w:t>
-      </w:r>
-      <w:proofErr w:type="spellEnd"/>
-      <w:r>
-        <w:rPr>
-          <w:rFonts w:ascii="Arial" w:eastAsia="Arial" w:hAnsi="Arial" w:cs="Arial"/>
-          <w:b/>
-          <w:bCs/>
-          <w:sz w:val="24"/>
-          <w:szCs w:val="24"/>
-        </w:rPr>
-        <w:t>]]</w:t>
-      </w:r>
-      <w:r>
-        <w:rPr>
-          <w:rFonts w:ascii="Arial" w:eastAsia="Arial" w:hAnsi="Arial" w:cs="Arial"/>
-          <w:sz w:val="24"/>
-          <w:szCs w:val="24"/>
+        </w:rPr>
+        <w:t>[[Fecha]]</w:t>
+      </w:r>
+      <w:r>
+        <w:rPr>
+          <w:rFonts w:ascii="Arial" w:eastAsia="Arial" w:hAnsi="Arial" w:cs="Arial"/>
         </w:rPr>
         <w:t>.</w:t>
       </w:r>
@@ -529,8 +410,6 @@
         <w:jc w:val="both"/>
         <w:rPr>
           <w:rFonts w:ascii="Arial" w:eastAsia="Arial" w:hAnsi="Arial" w:cs="Arial"/>
-          <w:sz w:val="24"/>
-          <w:szCs w:val="24"/>
         </w:rPr>
       </w:pPr>
     </w:p>
@@ -565,8 +444,6 @@
         <w:spacing w:after="0" w:line="240" w:lineRule="auto"/>
         <w:rPr>
           <w:rFonts w:ascii="Arial" w:eastAsia="Arial" w:hAnsi="Arial" w:cs="Arial"/>
-          <w:sz w:val="24"/>
-          <w:szCs w:val="24"/>
         </w:rPr>
       </w:pPr>
       <w:r>
@@ -745,8 +622,6 @@
         <w:spacing w:after="0" w:line="240" w:lineRule="auto"/>
         <w:rPr>
           <w:rFonts w:ascii="Arial" w:eastAsia="Arial" w:hAnsi="Arial" w:cs="Arial"/>
-          <w:sz w:val="24"/>
-          <w:szCs w:val="24"/>
         </w:rPr>
       </w:pPr>
     </w:p>
@@ -781,8 +656,6 @@
         <w:spacing w:after="0" w:line="240" w:lineRule="auto"/>
         <w:rPr>
           <w:rFonts w:ascii="Arial" w:eastAsia="Arial" w:hAnsi="Arial" w:cs="Arial"/>
-          <w:sz w:val="24"/>
-          <w:szCs w:val="24"/>
         </w:rPr>
       </w:pPr>
     </w:p>
@@ -819,25 +692,19 @@
           <w:rFonts w:ascii="Arial" w:eastAsia="Arial" w:hAnsi="Arial" w:cs="Arial"/>
           <w:b/>
           <w:bCs/>
-          <w:sz w:val="24"/>
-          <w:szCs w:val="24"/>
-        </w:rPr>
-      </w:pPr>
-      <w:r>
-        <w:rPr>
-          <w:rFonts w:ascii="Arial" w:eastAsia="Arial" w:hAnsi="Arial" w:cs="Arial"/>
-          <w:b/>
-          <w:bCs/>
-          <w:sz w:val="24"/>
-          <w:szCs w:val="24"/>
+        </w:rPr>
+      </w:pPr>
+      <w:r>
+        <w:rPr>
+          <w:rFonts w:ascii="Arial" w:eastAsia="Arial" w:hAnsi="Arial" w:cs="Arial"/>
+          <w:b/>
+          <w:bCs/>
         </w:rPr>
         <w:t>LAURA CRISTINA CERÓN MUÑOZ</w:t>
       </w:r>
       <w:r>
         <w:rPr>
           <w:rFonts w:ascii="Arial" w:eastAsia="Arial" w:hAnsi="Arial" w:cs="Arial"/>
-          <w:sz w:val="24"/>
-          <w:szCs w:val="24"/>
         </w:rPr>
         <w:t xml:space="preserve"> </w:t>
       </w:r>
@@ -846,8 +713,6 @@
           <w:rFonts w:ascii="Arial" w:eastAsia="Arial" w:hAnsi="Arial" w:cs="Arial"/>
           <w:b/>
           <w:bCs/>
-          <w:sz w:val="24"/>
-          <w:szCs w:val="24"/>
         </w:rPr>
         <w:t xml:space="preserve">      </w:t>
       </w:r>
@@ -857,8 +722,6 @@
           <w:rFonts w:ascii="Arial" w:eastAsia="Arial" w:hAnsi="Arial" w:cs="Arial"/>
           <w:b/>
           <w:bCs/>
-          <w:sz w:val="24"/>
-          <w:szCs w:val="24"/>
         </w:rPr>
         <w:t xml:space="preserve">   [</w:t>
       </w:r>
@@ -868,14 +731,14 @@
           <w:rFonts w:ascii="Arial" w:eastAsia="Arial" w:hAnsi="Arial" w:cs="Arial"/>
           <w:b/>
           <w:bCs/>
-          <w:sz w:val="24"/>
-          <w:szCs w:val="24"/>
         </w:rPr>
         <w:t>[Nombre]]</w:t>
       </w:r>
       <w:r>
         <w:rPr>
           <w:noProof/>
+          <w:sz w:val="20"/>
+          <w:szCs w:val="20"/>
         </w:rPr>
         <w:drawing>
           <wp:anchor distT="0" distB="0" distL="0" distR="0" simplePos="0" relativeHeight="251661312" behindDoc="1" locked="0" layoutInCell="1" hidden="0" allowOverlap="1" wp14:anchorId="57ABBA78" wp14:editId="721D628F">
@@ -937,23 +800,17 @@
           <w:rFonts w:ascii="Arial" w:eastAsia="Arial" w:hAnsi="Arial" w:cs="Arial"/>
           <w:b/>
           <w:bCs/>
-          <w:sz w:val="24"/>
-          <w:szCs w:val="24"/>
-        </w:rPr>
-      </w:pPr>
-      <w:r>
-        <w:rPr>
-          <w:rFonts w:ascii="Arial" w:eastAsia="Arial" w:hAnsi="Arial" w:cs="Arial"/>
-          <w:sz w:val="24"/>
-          <w:szCs w:val="24"/>
+        </w:rPr>
+      </w:pPr>
+      <w:r>
+        <w:rPr>
+          <w:rFonts w:ascii="Arial" w:eastAsia="Arial" w:hAnsi="Arial" w:cs="Arial"/>
         </w:rPr>
         <w:t>C.C. No. 52.705.312</w:t>
       </w:r>
       <w:r>
         <w:rPr>
           <w:rFonts w:ascii="Arial" w:eastAsia="Arial" w:hAnsi="Arial" w:cs="Arial"/>
-          <w:sz w:val="24"/>
-          <w:szCs w:val="24"/>
         </w:rPr>
         <w:tab/>
         <w:t xml:space="preserve">                     </w:t>
@@ -961,8 +818,6 @@
       <w:r>
         <w:rPr>
           <w:rFonts w:ascii="Arial" w:eastAsia="Arial" w:hAnsi="Arial" w:cs="Arial"/>
-          <w:sz w:val="24"/>
-          <w:szCs w:val="24"/>
         </w:rPr>
         <w:tab/>
         <w:t xml:space="preserve">    </w:t>
@@ -970,29 +825,26 @@
       <w:r>
         <w:rPr>
           <w:rFonts w:ascii="Arial" w:eastAsia="Arial" w:hAnsi="Arial" w:cs="Arial"/>
-          <w:sz w:val="24"/>
-          <w:szCs w:val="24"/>
-          <w:highlight w:val="lightGray"/>
-        </w:rPr>
-        <w:t xml:space="preserve">C.C. </w:t>
+        </w:rPr>
+        <w:t xml:space="preserve">      </w:t>
+      </w:r>
+      <w:r>
+        <w:rPr>
+          <w:rFonts w:ascii="Arial" w:eastAsia="Arial" w:hAnsi="Arial" w:cs="Arial"/>
+        </w:rPr>
+        <w:t>C.C. G</w:t>
       </w:r>
       <w:proofErr w:type="spellStart"/>
       <w:r>
         <w:rPr>
           <w:rFonts w:ascii="Arial" w:eastAsia="Arial" w:hAnsi="Arial" w:cs="Arial"/>
-          <w:sz w:val="24"/>
-          <w:szCs w:val="24"/>
-          <w:highlight w:val="lightGray"/>
-        </w:rPr>
-        <w:t>GNo</w:t>
+        </w:rPr>
+        <w:t>No</w:t>
       </w:r>
       <w:proofErr w:type="spellEnd"/>
       <w:r>
         <w:rPr>
           <w:rFonts w:ascii="Arial" w:eastAsia="Arial" w:hAnsi="Arial" w:cs="Arial"/>
-          <w:sz w:val="24"/>
-          <w:szCs w:val="24"/>
-          <w:highlight w:val="lightGray"/>
         </w:rPr>
         <w:t xml:space="preserve">. </w:t>
       </w:r>
@@ -1001,8 +853,6 @@
           <w:rFonts w:ascii="Arial" w:eastAsia="Arial" w:hAnsi="Arial" w:cs="Arial"/>
           <w:b/>
           <w:bCs/>
-          <w:sz w:val="24"/>
-          <w:szCs w:val="24"/>
         </w:rPr>
         <w:t>[[Cedula]]</w:t>
       </w:r>
@@ -1020,23 +870,47 @@
         <w:jc w:val="both"/>
         <w:rPr>
           <w:rFonts w:ascii="Arial" w:eastAsia="Arial" w:hAnsi="Arial" w:cs="Arial"/>
-          <w:sz w:val="24"/>
-          <w:szCs w:val="24"/>
-        </w:rPr>
-      </w:pPr>
-      <w:r>
-        <w:rPr>
-          <w:rFonts w:ascii="Arial" w:eastAsia="Arial" w:hAnsi="Arial" w:cs="Arial"/>
-          <w:sz w:val="24"/>
-          <w:szCs w:val="24"/>
+        </w:rPr>
+      </w:pPr>
+      <w:r>
+        <w:rPr>
+          <w:rFonts w:ascii="Arial" w:eastAsia="Arial" w:hAnsi="Arial" w:cs="Arial"/>
         </w:rPr>
         <w:t>Representante Legal</w:t>
       </w:r>
       <w:r>
         <w:rPr>
           <w:rFonts w:ascii="Arial" w:eastAsia="Arial" w:hAnsi="Arial" w:cs="Arial"/>
-          <w:sz w:val="24"/>
-          <w:szCs w:val="24"/>
+        </w:rPr>
+        <w:tab/>
+      </w:r>
+    </w:p>
+    <w:p>
+      <w:pPr>
+        <w:rPr>
+          <w:rFonts w:ascii="Arial" w:eastAsia="Arial" w:hAnsi="Arial" w:cs="Arial"/>
+        </w:rPr>
+      </w:pPr>
+    </w:p>
+    <w:p>
+      <w:pPr>
+        <w:rPr>
+          <w:rFonts w:ascii="Arial" w:eastAsia="Arial" w:hAnsi="Arial" w:cs="Arial"/>
+        </w:rPr>
+      </w:pPr>
+    </w:p>
+    <w:p>
+      <w:pPr>
+        <w:tabs>
+          <w:tab w:val="left" w:pos="3675"/>
+        </w:tabs>
+        <w:rPr>
+          <w:rFonts w:ascii="Arial" w:eastAsia="Arial" w:hAnsi="Arial" w:cs="Arial"/>
+        </w:rPr>
+      </w:pPr>
+      <w:r>
+        <w:rPr>
+          <w:rFonts w:ascii="Arial" w:eastAsia="Arial" w:hAnsi="Arial" w:cs="Arial"/>
         </w:rPr>
         <w:tab/>
       </w:r>

--- a/webapp/templates/word/Otro_Si_Rodamiento.docx
+++ b/webapp/templates/word/Otro_Si_Rodamiento.docx
@@ -1,6 +1,6 @@
 
 <file path=word/document.xml><?xml version="1.0" encoding="utf-8"?>
-<w:document xmlns:wpc="http://schemas.microsoft.com/office/word/2010/wordprocessingCanvas" xmlns:cx="http://schemas.microsoft.com/office/drawing/2014/chartex" xmlns:cx1="http://schemas.microsoft.com/office/drawing/2015/9/8/chartex" xmlns:cx2="http://schemas.microsoft.com/office/drawing/2015/10/21/chartex" xmlns:cx3="http://schemas.microsoft.com/office/drawing/2016/5/9/chartex" xmlns:cx4="http://schemas.microsoft.com/office/drawing/2016/5/10/chartex" xmlns:cx5="http://schemas.microsoft.com/office/drawing/2016/5/11/chartex" xmlns:cx6="http://schemas.microsoft.com/office/drawing/2016/5/12/chartex" xmlns:cx7="http://schemas.microsoft.com/office/drawing/2016/5/13/chartex" xmlns:cx8="http://schemas.microsoft.com/office/drawing/2016/5/14/chartex" xmlns:mc="http://schemas.openxmlformats.org/markup-compatibility/2006" xmlns:aink="http://schemas.microsoft.com/office/drawing/2016/ink" xmlns:am3d="http://schemas.microsoft.com/office/drawing/2017/model3d" xmlns:o="urn:schemas-microsoft-com:office:office" xmlns:oel="http://schemas.microsoft.com/office/2019/extlst" xmlns:r="http://schemas.openxmlformats.org/officeDocument/2006/relationships" xmlns:m="http://schemas.openxmlformats.org/officeDocument/2006/math" xmlns:v="urn:schemas-microsoft-com:vml" xmlns:wp14="http://schemas.microsoft.com/office/word/2010/wordprocessingDrawing" xmlns:wp="http://schemas.openxmlformats.org/drawingml/2006/wordprocessingDrawing" xmlns:w10="urn:schemas-microsoft-com:office:word" xmlns:w="http://schemas.openxmlformats.org/wordprocessingml/2006/main" xmlns:w14="http://schemas.microsoft.com/office/word/2010/wordml" xmlns:w15="http://schemas.microsoft.com/office/word/2012/wordml" xmlns:w16cex="http://schemas.microsoft.com/office/word/2018/wordml/cex" xmlns:w16cid="http://schemas.microsoft.com/office/word/2016/wordml/cid" xmlns:w16="http://schemas.microsoft.com/office/word/2018/wordml" xmlns:w16sdtdh="http://schemas.microsoft.com/office/word/2020/wordml/sdtdatahash" xmlns:w16se="http://schemas.microsoft.com/office/word/2015/wordml/symex" xmlns:wpg="http://schemas.microsoft.com/office/word/2010/wordprocessingGroup" xmlns:wpi="http://schemas.microsoft.com/office/word/2010/wordprocessingInk" xmlns:wne="http://schemas.microsoft.com/office/word/2006/wordml" xmlns:wps="http://schemas.microsoft.com/office/word/2010/wordprocessingShape" mc:Ignorable="w14 w15 w16se w16cid w16 w16cex w16sdtdh wp14">
+<w:document xmlns:wpc="http://schemas.microsoft.com/office/word/2010/wordprocessingCanvas" xmlns:cx="http://schemas.microsoft.com/office/drawing/2014/chartex" xmlns:cx1="http://schemas.microsoft.com/office/drawing/2015/9/8/chartex" xmlns:cx2="http://schemas.microsoft.com/office/drawing/2015/10/21/chartex" xmlns:cx3="http://schemas.microsoft.com/office/drawing/2016/5/9/chartex" xmlns:cx4="http://schemas.microsoft.com/office/drawing/2016/5/10/chartex" xmlns:cx5="http://schemas.microsoft.com/office/drawing/2016/5/11/chartex" xmlns:cx6="http://schemas.microsoft.com/office/drawing/2016/5/12/chartex" xmlns:cx7="http://schemas.microsoft.com/office/drawing/2016/5/13/chartex" xmlns:cx8="http://schemas.microsoft.com/office/drawing/2016/5/14/chartex" xmlns:mc="http://schemas.openxmlformats.org/markup-compatibility/2006" xmlns:aink="http://schemas.microsoft.com/office/drawing/2016/ink" xmlns:am3d="http://schemas.microsoft.com/office/drawing/2017/model3d" xmlns:o="urn:schemas-microsoft-com:office:office" xmlns:r="http://schemas.openxmlformats.org/officeDocument/2006/relationships" xmlns:m="http://schemas.openxmlformats.org/officeDocument/2006/math" xmlns:v="urn:schemas-microsoft-com:vml" xmlns:wp14="http://schemas.microsoft.com/office/word/2010/wordprocessingDrawing" xmlns:wp="http://schemas.openxmlformats.org/drawingml/2006/wordprocessingDrawing" xmlns:w10="urn:schemas-microsoft-com:office:word" xmlns:w="http://schemas.openxmlformats.org/wordprocessingml/2006/main" xmlns:w14="http://schemas.microsoft.com/office/word/2010/wordml" xmlns:w15="http://schemas.microsoft.com/office/word/2012/wordml" xmlns:w16cid="http://schemas.microsoft.com/office/word/2016/wordml/cid" xmlns:w16se="http://schemas.microsoft.com/office/word/2015/wordml/symex" xmlns:wpg="http://schemas.microsoft.com/office/word/2010/wordprocessingGroup" xmlns:wpi="http://schemas.microsoft.com/office/word/2010/wordprocessingInk" xmlns:wne="http://schemas.microsoft.com/office/word/2006/wordml" xmlns:wps="http://schemas.microsoft.com/office/word/2010/wordprocessingShape" mc:Ignorable="w14 w15 w16se w16cid wp14">
   <w:body>
     <w:p>
       <w:pPr>
@@ -10,17 +10,73 @@
           <w:rFonts w:ascii="Arial" w:eastAsia="Arial" w:hAnsi="Arial" w:cs="Arial"/>
           <w:b/>
           <w:bCs/>
+          <w:sz w:val="30"/>
+          <w:szCs w:val="30"/>
+        </w:rPr>
+      </w:pPr>
+      <w:r>
+        <w:rPr>
+          <w:rFonts w:ascii="Arial" w:eastAsia="Arial" w:hAnsi="Arial" w:cs="Arial"/>
+          <w:b/>
+          <w:bCs/>
+          <w:sz w:val="30"/>
+          <w:szCs w:val="30"/>
+        </w:rPr>
+        <w:t xml:space="preserve"> </w:t>
+      </w:r>
+      <w:r>
+        <w:rPr>
+          <w:rFonts w:ascii="Arial" w:eastAsia="Arial" w:hAnsi="Arial" w:cs="Arial"/>
+          <w:b/>
+          <w:bCs/>
+          <w:sz w:val="30"/>
+          <w:szCs w:val="30"/>
+        </w:rPr>
+        <w:t>OTRO SI AL CONTRATO DE TRABAJO</w:t>
+      </w:r>
+    </w:p>
+    <w:p>
+      <w:pPr>
+        <w:spacing w:after="0" w:line="240" w:lineRule="auto"/>
+        <w:jc w:val="center"/>
+        <w:rPr>
+          <w:rFonts w:ascii="Arial" w:eastAsia="Arial" w:hAnsi="Arial" w:cs="Arial"/>
+          <w:sz w:val="21"/>
+          <w:szCs w:val="21"/>
+        </w:rPr>
+      </w:pPr>
+      <w:r>
+        <w:t>AUXILIO NO SALARIAL DE TRANSPORTE EXTRALEGAL</w:t>
+      </w:r>
+    </w:p>
+    <w:p>
+      <w:pPr>
+        <w:spacing w:after="0" w:line="240" w:lineRule="auto"/>
+        <w:jc w:val="both"/>
+        <w:rPr>
+          <w:rFonts w:ascii="Arial" w:eastAsia="Arial" w:hAnsi="Arial" w:cs="Arial"/>
           <w:sz w:val="24"/>
           <w:szCs w:val="24"/>
         </w:rPr>
       </w:pPr>
-      <w:r>
-        <w:rPr>
-          <w:rFonts w:ascii="Arial" w:eastAsia="Arial" w:hAnsi="Arial" w:cs="Arial"/>
-          <w:b/>
-          <w:bCs/>
-          <w:sz w:val="24"/>
-          <w:szCs w:val="24"/>
+    </w:p>
+    <w:p>
+      <w:pPr>
+        <w:rPr>
+          <w:rFonts w:ascii="Arial" w:eastAsia="Arial" w:hAnsi="Arial" w:cs="Arial"/>
+        </w:rPr>
+      </w:pPr>
+      <w:proofErr w:type="spellStart"/>
+      <w:r>
+        <w:rPr>
+          <w:rFonts w:ascii="Arial" w:eastAsia="Arial" w:hAnsi="Arial" w:cs="Arial"/>
+        </w:rPr>
+        <w:t>Siendo,el</w:t>
+      </w:r>
+      <w:proofErr w:type="spellEnd"/>
+      <w:r>
+        <w:rPr>
+          <w:rFonts w:ascii="Arial" w:eastAsia="Arial" w:hAnsi="Arial" w:cs="Arial"/>
         </w:rPr>
         <w:t xml:space="preserve"> </w:t>
       </w:r>
@@ -29,55 +85,23 @@
           <w:rFonts w:ascii="Arial" w:eastAsia="Arial" w:hAnsi="Arial" w:cs="Arial"/>
           <w:b/>
           <w:bCs/>
-          <w:sz w:val="24"/>
-          <w:szCs w:val="24"/>
-        </w:rPr>
-        <w:t>OTRO SI AL CONTRATO DE TRABAJO</w:t>
-      </w:r>
-    </w:p>
-    <w:p>
-      <w:pPr>
-        <w:spacing w:after="0" w:line="240" w:lineRule="auto"/>
-        <w:jc w:val="center"/>
-        <w:rPr>
-          <w:rFonts w:ascii="Arial" w:eastAsia="Arial" w:hAnsi="Arial" w:cs="Arial"/>
-          <w:b/>
-          <w:bCs/>
-          <w:sz w:val="24"/>
-          <w:szCs w:val="24"/>
-        </w:rPr>
-      </w:pPr>
-      <w:r>
-        <w:t>AUXÍLIO NO SALARIAL DE TRANSPORTE EXTRALEGAL</w:t>
-      </w:r>
-    </w:p>
-    <w:p>
-      <w:pPr>
-        <w:spacing w:after="0" w:line="240" w:lineRule="auto"/>
-        <w:jc w:val="both"/>
-        <w:rPr>
-          <w:rFonts w:ascii="Arial" w:eastAsia="Arial" w:hAnsi="Arial" w:cs="Arial"/>
-          <w:sz w:val="24"/>
-          <w:szCs w:val="24"/>
-        </w:rPr>
-      </w:pPr>
-    </w:p>
-    <w:p>
-      <w:pPr>
-        <w:rPr>
-          <w:rFonts w:ascii="Arial" w:eastAsia="Arial" w:hAnsi="Arial" w:cs="Arial"/>
-        </w:rPr>
-      </w:pPr>
-      <w:proofErr w:type="spellStart"/>
-      <w:proofErr w:type="gramStart"/>
-      <w:r>
-        <w:rPr>
-          <w:rFonts w:ascii="Arial" w:eastAsia="Arial" w:hAnsi="Arial" w:cs="Arial"/>
-        </w:rPr>
-        <w:t>Siendo,el</w:t>
-      </w:r>
-      <w:proofErr w:type="spellEnd"/>
-      <w:proofErr w:type="gramEnd"/>
+        </w:rPr>
+        <w:t>[[Fecha]]</w:t>
+      </w:r>
+      <w:r>
+        <w:rPr>
+          <w:rFonts w:ascii="Arial" w:eastAsia="Arial" w:hAnsi="Arial" w:cs="Arial"/>
+        </w:rPr>
+        <w:t xml:space="preserve">, se reunieron por una parte </w:t>
+      </w:r>
+      <w:r>
+        <w:rPr>
+          <w:rFonts w:ascii="Arial" w:eastAsia="Arial" w:hAnsi="Arial" w:cs="Arial"/>
+          <w:b/>
+          <w:bCs/>
+        </w:rPr>
+        <w:t>[[Nombre]]</w:t>
+      </w:r>
       <w:r>
         <w:rPr>
           <w:rFonts w:ascii="Arial" w:eastAsia="Arial" w:hAnsi="Arial" w:cs="Arial"/>
@@ -90,36 +114,25 @@
           <w:b/>
           <w:bCs/>
         </w:rPr>
-        <w:t>[[Fecha]]</w:t>
-      </w:r>
-      <w:r>
-        <w:rPr>
-          <w:rFonts w:ascii="Arial" w:eastAsia="Arial" w:hAnsi="Arial" w:cs="Arial"/>
-        </w:rPr>
-        <w:t xml:space="preserve">, se reunieron por una parte </w:t>
-      </w:r>
-      <w:r>
-        <w:rPr>
-          <w:rFonts w:ascii="Arial" w:eastAsia="Arial" w:hAnsi="Arial" w:cs="Arial"/>
-          <w:b/>
-          <w:bCs/>
-        </w:rPr>
-        <w:t>[[Nombre]]</w:t>
-      </w:r>
-      <w:r>
-        <w:rPr>
-          <w:rFonts w:ascii="Arial" w:eastAsia="Arial" w:hAnsi="Arial" w:cs="Arial"/>
+        <w:t>[[Identificado]]</w:t>
+      </w:r>
+      <w:r>
+        <w:rPr>
+          <w:rFonts w:ascii="Arial" w:eastAsia="Arial" w:hAnsi="Arial" w:cs="Arial"/>
+          <w:b/>
+          <w:bCs/>
         </w:rPr>
         <w:t xml:space="preserve"> </w:t>
       </w:r>
       <w:r>
         <w:rPr>
           <w:rFonts w:ascii="Arial" w:eastAsia="Arial" w:hAnsi="Arial" w:cs="Arial"/>
-          <w:b/>
-          <w:bCs/>
-        </w:rPr>
-        <w:t>[[Identificado]]</w:t>
-      </w:r>
+          <w:bCs/>
+        </w:rPr>
+        <w:t>No.</w:t>
+      </w:r>
+      <w:bookmarkStart w:id="0" w:name="_GoBack"/>
+      <w:bookmarkEnd w:id="0"/>
       <w:r>
         <w:rPr>
           <w:rFonts w:ascii="Arial" w:eastAsia="Arial" w:hAnsi="Arial" w:cs="Arial"/>
@@ -832,14 +845,14 @@
         <w:rPr>
           <w:rFonts w:ascii="Arial" w:eastAsia="Arial" w:hAnsi="Arial" w:cs="Arial"/>
         </w:rPr>
-        <w:t>C.C. G</w:t>
+        <w:t xml:space="preserve">C.C. </w:t>
       </w:r>
       <w:proofErr w:type="spellStart"/>
       <w:r>
         <w:rPr>
           <w:rFonts w:ascii="Arial" w:eastAsia="Arial" w:hAnsi="Arial" w:cs="Arial"/>
         </w:rPr>
-        <w:t>No</w:t>
+        <w:t>GNo</w:t>
       </w:r>
       <w:proofErr w:type="spellEnd"/>
       <w:r>
@@ -926,7 +939,7 @@
 </file>
 
 <file path=word/styles.xml><?xml version="1.0" encoding="utf-8"?>
-<w:styles xmlns:mc="http://schemas.openxmlformats.org/markup-compatibility/2006" xmlns:r="http://schemas.openxmlformats.org/officeDocument/2006/relationships" xmlns:w="http://schemas.openxmlformats.org/wordprocessingml/2006/main" xmlns:w14="http://schemas.microsoft.com/office/word/2010/wordml" xmlns:w15="http://schemas.microsoft.com/office/word/2012/wordml" xmlns:w16cex="http://schemas.microsoft.com/office/word/2018/wordml/cex" xmlns:w16cid="http://schemas.microsoft.com/office/word/2016/wordml/cid" xmlns:w16="http://schemas.microsoft.com/office/word/2018/wordml" xmlns:w16sdtdh="http://schemas.microsoft.com/office/word/2020/wordml/sdtdatahash" xmlns:w16se="http://schemas.microsoft.com/office/word/2015/wordml/symex" mc:Ignorable="w14 w15 w16se w16cid w16 w16cex w16sdtdh">
+<w:styles xmlns:mc="http://schemas.openxmlformats.org/markup-compatibility/2006" xmlns:r="http://schemas.openxmlformats.org/officeDocument/2006/relationships" xmlns:w="http://schemas.openxmlformats.org/wordprocessingml/2006/main" xmlns:w14="http://schemas.microsoft.com/office/word/2010/wordml" xmlns:w15="http://schemas.microsoft.com/office/word/2012/wordml" xmlns:w16cid="http://schemas.microsoft.com/office/word/2016/wordml/cid" xmlns:w16se="http://schemas.microsoft.com/office/word/2015/wordml/symex" mc:Ignorable="w14 w15 w16se w16cid">
   <w:docDefaults>
     <w:rPrDefault>
       <w:rPr>
@@ -942,7 +955,7 @@
       </w:pPr>
     </w:pPrDefault>
   </w:docDefaults>
-  <w:latentStyles w:defLockedState="0" w:defUIPriority="99" w:defSemiHidden="0" w:defUnhideWhenUsed="0" w:defQFormat="0" w:count="376">
+  <w:latentStyles w:defLockedState="0" w:defUIPriority="99" w:defSemiHidden="0" w:defUnhideWhenUsed="0" w:defQFormat="0" w:count="375">
     <w:lsdException w:name="Normal" w:uiPriority="0" w:qFormat="1"/>
     <w:lsdException w:name="heading 1" w:uiPriority="9" w:qFormat="1"/>
     <w:lsdException w:name="heading 2" w:semiHidden="1" w:uiPriority="9" w:unhideWhenUsed="1" w:qFormat="1"/>
@@ -1318,7 +1331,6 @@
     <w:lsdException w:name="Smart Hyperlink" w:semiHidden="1" w:unhideWhenUsed="1"/>
     <w:lsdException w:name="Hashtag" w:semiHidden="1" w:unhideWhenUsed="1"/>
     <w:lsdException w:name="Unresolved Mention" w:semiHidden="1" w:unhideWhenUsed="1"/>
-    <w:lsdException w:name="Smart Link" w:semiHidden="1" w:unhideWhenUsed="1"/>
   </w:latentStyles>
   <w:style w:type="paragraph" w:default="1" w:styleId="Normal">
     <w:name w:val="Normal"/>

--- a/webapp/templates/word/Otro_Si_Rodamiento.docx
+++ b/webapp/templates/word/Otro_Si_Rodamiento.docx
@@ -131,135 +131,102 @@
         </w:rPr>
         <w:t>No.</w:t>
       </w:r>
+      <w:r>
+        <w:rPr>
+          <w:rFonts w:ascii="Arial" w:eastAsia="Arial" w:hAnsi="Arial" w:cs="Arial"/>
+        </w:rPr>
+        <w:t xml:space="preserve"> </w:t>
+      </w:r>
+      <w:r>
+        <w:rPr>
+          <w:rFonts w:ascii="Arial" w:eastAsia="Arial" w:hAnsi="Arial" w:cs="Arial"/>
+          <w:b/>
+          <w:bCs/>
+        </w:rPr>
+        <w:t>[[Cedula]]</w:t>
+      </w:r>
+      <w:r>
+        <w:rPr>
+          <w:rFonts w:ascii="Arial" w:eastAsia="Arial" w:hAnsi="Arial" w:cs="Arial"/>
+        </w:rPr>
+        <w:t xml:space="preserve"> como aparece al pie de su firma y quien adelante se denominará EL TRABAJADOR, y por la otra, LAURA CRISTINA CERÓN MUÑOZ identificada con la C.C. No. 52.705.312 y quien actúa en representación de DIACO S.A., quien en adelante se denominará EL EMPLEADOR, con el fin de suscribir un acuerdo provisto de las siguientes cláusulas.</w:t>
+      </w:r>
+    </w:p>
+    <w:p>
+      <w:pPr>
+        <w:spacing w:after="0" w:line="240" w:lineRule="auto"/>
+        <w:jc w:val="both"/>
+        <w:rPr>
+          <w:rFonts w:ascii="Arial" w:eastAsia="Arial" w:hAnsi="Arial" w:cs="Arial"/>
+        </w:rPr>
+      </w:pPr>
+    </w:p>
+    <w:p>
+      <w:pPr>
+        <w:spacing w:after="0" w:line="240" w:lineRule="auto"/>
+        <w:jc w:val="both"/>
+        <w:rPr>
+          <w:rFonts w:ascii="Arial" w:eastAsia="Arial" w:hAnsi="Arial" w:cs="Arial"/>
+        </w:rPr>
+      </w:pPr>
+      <w:r>
+        <w:rPr>
+          <w:rFonts w:ascii="Arial" w:eastAsia="Arial" w:hAnsi="Arial" w:cs="Arial"/>
+          <w:b/>
+          <w:bCs/>
+        </w:rPr>
+        <w:t>PRIMERA:</w:t>
+      </w:r>
+      <w:r>
+        <w:rPr>
+          <w:rFonts w:ascii="Arial" w:eastAsia="Arial" w:hAnsi="Arial" w:cs="Arial"/>
+        </w:rPr>
+        <w:t xml:space="preserve"> EL EMPLEADOR por mera liberalidad, en consideración a la necesidad que tiene EL TRABAJADOR de desplazarse a diferentes lugares en virtud del cargo que desempeña, y con el objeto de proporcionar un instrumento que le permita cumplir los fines de su cargo, otorga a EL TRABAJADOR un auxilio de trasporte extralegal.</w:t>
+      </w:r>
+    </w:p>
+    <w:p>
+      <w:pPr>
+        <w:spacing w:after="0" w:line="240" w:lineRule="auto"/>
+        <w:jc w:val="both"/>
+        <w:rPr>
+          <w:rFonts w:ascii="Arial" w:eastAsia="Arial" w:hAnsi="Arial" w:cs="Arial"/>
+        </w:rPr>
+      </w:pPr>
+    </w:p>
+    <w:p>
+      <w:pPr>
+        <w:spacing w:after="0" w:line="240" w:lineRule="auto"/>
+        <w:jc w:val="both"/>
+        <w:rPr>
+          <w:rFonts w:ascii="Arial" w:eastAsia="Arial" w:hAnsi="Arial" w:cs="Arial"/>
+          <w:b/>
+          <w:bCs/>
+        </w:rPr>
+      </w:pPr>
+      <w:r>
+        <w:rPr>
+          <w:rFonts w:ascii="Arial" w:eastAsia="Arial" w:hAnsi="Arial" w:cs="Arial"/>
+        </w:rPr>
+        <w:t xml:space="preserve">En consecuencia, de lo anterior, las partes han convenido que EL TRABAJADOR reciba un valor de </w:t>
+      </w:r>
+      <w:r>
+        <w:rPr>
+          <w:rFonts w:ascii="Arial" w:hAnsi="Arial" w:cs="Arial"/>
+          <w:b/>
+          <w:sz w:val="24"/>
+          <w:szCs w:val="24"/>
+        </w:rPr>
+        <w:t>UN MILLÓN CUATROCIENTOS SETENTA Y UN MIL DOCIENTOS SESENTA Y SIETE PESOS M/CTE ($1.471.267)</w:t>
+      </w:r>
       <w:bookmarkStart w:id="0" w:name="_GoBack"/>
       <w:bookmarkEnd w:id="0"/>
       <w:r>
         <w:rPr>
           <w:rFonts w:ascii="Arial" w:eastAsia="Arial" w:hAnsi="Arial" w:cs="Arial"/>
-        </w:rPr>
-        <w:t xml:space="preserve"> </w:t>
-      </w:r>
-      <w:r>
-        <w:rPr>
-          <w:rFonts w:ascii="Arial" w:eastAsia="Arial" w:hAnsi="Arial" w:cs="Arial"/>
-          <w:b/>
-          <w:bCs/>
-        </w:rPr>
-        <w:t>[[Cedula]]</w:t>
-      </w:r>
-      <w:r>
-        <w:rPr>
-          <w:rFonts w:ascii="Arial" w:eastAsia="Arial" w:hAnsi="Arial" w:cs="Arial"/>
-        </w:rPr>
-        <w:t xml:space="preserve"> como aparece al pie de su firma y quien adelante se denominará EL TRABAJADOR, y por la otra, LAURA CRISTINA CERÓN MUÑOZ identificada con la C.C. No. 52.705.312 y quien actúa en representación de DIACO S.A., quien en adelante se denominará EL EMPLEADOR, con el fin de suscribir un acuerdo provisto de las siguientes cláusulas.</w:t>
-      </w:r>
-    </w:p>
-    <w:p>
-      <w:pPr>
-        <w:spacing w:after="0" w:line="240" w:lineRule="auto"/>
-        <w:jc w:val="both"/>
-        <w:rPr>
-          <w:rFonts w:ascii="Arial" w:eastAsia="Arial" w:hAnsi="Arial" w:cs="Arial"/>
-        </w:rPr>
-      </w:pPr>
-    </w:p>
-    <w:p>
-      <w:pPr>
-        <w:spacing w:after="0" w:line="240" w:lineRule="auto"/>
-        <w:jc w:val="both"/>
-        <w:rPr>
-          <w:rFonts w:ascii="Arial" w:eastAsia="Arial" w:hAnsi="Arial" w:cs="Arial"/>
-        </w:rPr>
-      </w:pPr>
-      <w:r>
-        <w:rPr>
-          <w:rFonts w:ascii="Arial" w:eastAsia="Arial" w:hAnsi="Arial" w:cs="Arial"/>
-          <w:b/>
-          <w:bCs/>
-        </w:rPr>
-        <w:t>PRIMERA:</w:t>
-      </w:r>
-      <w:r>
-        <w:rPr>
-          <w:rFonts w:ascii="Arial" w:eastAsia="Arial" w:hAnsi="Arial" w:cs="Arial"/>
-        </w:rPr>
-        <w:t xml:space="preserve"> EL EMPLEADOR por mera liberalidad, en consideración a la necesidad que tiene EL TRABAJADOR de desplazarse a diferentes lugares en virtud del cargo que desempeña, y con el objeto de proporcionar un instrumento que le permita cumplir los fines de su cargo, otorga a EL TRABAJADOR un auxilio de trasporte extralegal.</w:t>
-      </w:r>
-    </w:p>
-    <w:p>
-      <w:pPr>
-        <w:spacing w:after="0" w:line="240" w:lineRule="auto"/>
-        <w:jc w:val="both"/>
-        <w:rPr>
-          <w:rFonts w:ascii="Arial" w:eastAsia="Arial" w:hAnsi="Arial" w:cs="Arial"/>
-        </w:rPr>
-      </w:pPr>
-    </w:p>
-    <w:p>
-      <w:pPr>
-        <w:spacing w:after="0" w:line="240" w:lineRule="auto"/>
-        <w:jc w:val="both"/>
-        <w:rPr>
-          <w:rFonts w:ascii="Arial" w:eastAsia="Arial" w:hAnsi="Arial" w:cs="Arial"/>
-          <w:b/>
-          <w:bCs/>
-        </w:rPr>
-      </w:pPr>
-      <w:r>
-        <w:rPr>
-          <w:rFonts w:ascii="Arial" w:eastAsia="Arial" w:hAnsi="Arial" w:cs="Arial"/>
-        </w:rPr>
-        <w:t xml:space="preserve">En consecuencia, de lo anterior, las partes han convenido que EL TRABAJADOR reciba un valor de </w:t>
-      </w:r>
-      <w:r>
-        <w:rPr>
-          <w:rFonts w:ascii="Arial" w:eastAsia="Arial" w:hAnsi="Arial" w:cs="Arial"/>
-          <w:b/>
-          <w:bCs/>
-        </w:rPr>
-        <w:t>[[</w:t>
-      </w:r>
-      <w:proofErr w:type="spellStart"/>
-      <w:r>
-        <w:rPr>
-          <w:rFonts w:ascii="Arial" w:eastAsia="Arial" w:hAnsi="Arial" w:cs="Arial"/>
-          <w:b/>
-          <w:bCs/>
-        </w:rPr>
-        <w:t>SalarioLetras</w:t>
-      </w:r>
-      <w:proofErr w:type="spellEnd"/>
-      <w:r>
-        <w:rPr>
-          <w:rFonts w:ascii="Arial" w:eastAsia="Arial" w:hAnsi="Arial" w:cs="Arial"/>
-          <w:b/>
-          <w:bCs/>
-        </w:rPr>
-        <w:t>]]</w:t>
-      </w:r>
-      <w:r>
-        <w:rPr>
-          <w:rFonts w:ascii="Arial" w:eastAsia="Arial" w:hAnsi="Arial" w:cs="Arial"/>
-          <w:b/>
-          <w:bCs/>
-        </w:rPr>
-        <w:t xml:space="preserve"> </w:t>
-      </w:r>
-      <w:r>
-        <w:rPr>
-          <w:rFonts w:ascii="Arial" w:eastAsia="Arial" w:hAnsi="Arial" w:cs="Arial"/>
-          <w:b/>
-          <w:bCs/>
-        </w:rPr>
-        <w:t>([[Salario]]</w:t>
-      </w:r>
-      <w:r>
-        <w:rPr>
-          <w:rFonts w:ascii="Arial" w:eastAsia="Arial" w:hAnsi="Arial" w:cs="Arial"/>
-          <w:b/>
-          <w:bCs/>
-        </w:rPr>
-        <w:t xml:space="preserve">), </w:t>
+          <w:b/>
+          <w:bCs/>
+        </w:rPr>
+        <w:t xml:space="preserve">, </w:t>
       </w:r>
       <w:r>
         <w:rPr>

--- a/webapp/templates/word/Otro_Si_Rodamiento.docx
+++ b/webapp/templates/word/Otro_Si_Rodamiento.docx
@@ -216,18 +216,46 @@
           <w:sz w:val="24"/>
           <w:szCs w:val="24"/>
         </w:rPr>
-        <w:t>UN MILLÓN CUATROCIENTOS SETENTA Y UN MIL DOCIENTOS SESENTA Y SIETE PESOS M/CTE ($1.471.267)</w:t>
+        <w:t xml:space="preserve">UN MILLÓN CUATROCIENTOS SETENTA Y UN MIL DOCIENTOS SESENTA Y SIETE </w:t>
+      </w:r>
+      <w:r>
+        <w:rPr>
+          <w:rFonts w:ascii="Arial" w:hAnsi="Arial" w:cs="Arial"/>
+          <w:b/>
+          <w:sz w:val="24"/>
+          <w:szCs w:val="24"/>
+        </w:rPr>
+        <w:t>PESOS M/CTE ($1.</w:t>
+      </w:r>
+      <w:r>
+        <w:rPr>
+          <w:rFonts w:ascii="Arial" w:hAnsi="Arial" w:cs="Arial"/>
+          <w:b/>
+          <w:sz w:val="24"/>
+          <w:szCs w:val="24"/>
+        </w:rPr>
+        <w:t>471.267</w:t>
+      </w:r>
+      <w:r>
+        <w:rPr>
+          <w:rFonts w:ascii="Arial" w:hAnsi="Arial" w:cs="Arial"/>
+          <w:b/>
+          <w:sz w:val="24"/>
+          <w:szCs w:val="24"/>
+        </w:rPr>
+        <w:t>)</w:t>
+      </w:r>
+      <w:r>
+        <w:rPr>
+          <w:rFonts w:ascii="Arial" w:hAnsi="Arial" w:cs="Arial"/>
+          <w:b/>
+          <w:sz w:val="24"/>
+          <w:szCs w:val="24"/>
+        </w:rPr>
+        <w:t xml:space="preserve">, </w:t>
       </w:r>
       <w:bookmarkStart w:id="0" w:name="_GoBack"/>
       <w:bookmarkEnd w:id="0"/>
-      <w:r>
-        <w:rPr>
-          <w:rFonts w:ascii="Arial" w:eastAsia="Arial" w:hAnsi="Arial" w:cs="Arial"/>
-          <w:b/>
-          <w:bCs/>
-        </w:rPr>
-        <w:t xml:space="preserve">, </w:t>
-      </w:r>
       <w:r>
         <w:rPr>
           <w:rFonts w:ascii="Arial" w:eastAsia="Arial" w:hAnsi="Arial" w:cs="Arial"/>

--- a/webapp/templates/word/Otro_Si_Rodamiento.docx
+++ b/webapp/templates/word/Otro_Si_Rodamiento.docx
@@ -1,6 +1,6 @@
 
 <file path=word/document.xml><?xml version="1.0" encoding="utf-8"?>
-<w:document xmlns:wpc="http://schemas.microsoft.com/office/word/2010/wordprocessingCanvas" xmlns:cx="http://schemas.microsoft.com/office/drawing/2014/chartex" xmlns:cx1="http://schemas.microsoft.com/office/drawing/2015/9/8/chartex" xmlns:cx2="http://schemas.microsoft.com/office/drawing/2015/10/21/chartex" xmlns:cx3="http://schemas.microsoft.com/office/drawing/2016/5/9/chartex" xmlns:cx4="http://schemas.microsoft.com/office/drawing/2016/5/10/chartex" xmlns:cx5="http://schemas.microsoft.com/office/drawing/2016/5/11/chartex" xmlns:cx6="http://schemas.microsoft.com/office/drawing/2016/5/12/chartex" xmlns:cx7="http://schemas.microsoft.com/office/drawing/2016/5/13/chartex" xmlns:cx8="http://schemas.microsoft.com/office/drawing/2016/5/14/chartex" xmlns:mc="http://schemas.openxmlformats.org/markup-compatibility/2006" xmlns:aink="http://schemas.microsoft.com/office/drawing/2016/ink" xmlns:am3d="http://schemas.microsoft.com/office/drawing/2017/model3d" xmlns:o="urn:schemas-microsoft-com:office:office" xmlns:r="http://schemas.openxmlformats.org/officeDocument/2006/relationships" xmlns:m="http://schemas.openxmlformats.org/officeDocument/2006/math" xmlns:v="urn:schemas-microsoft-com:vml" xmlns:wp14="http://schemas.microsoft.com/office/word/2010/wordprocessingDrawing" xmlns:wp="http://schemas.openxmlformats.org/drawingml/2006/wordprocessingDrawing" xmlns:w10="urn:schemas-microsoft-com:office:word" xmlns:w="http://schemas.openxmlformats.org/wordprocessingml/2006/main" xmlns:w14="http://schemas.microsoft.com/office/word/2010/wordml" xmlns:w15="http://schemas.microsoft.com/office/word/2012/wordml" xmlns:w16cid="http://schemas.microsoft.com/office/word/2016/wordml/cid" xmlns:w16se="http://schemas.microsoft.com/office/word/2015/wordml/symex" xmlns:wpg="http://schemas.microsoft.com/office/word/2010/wordprocessingGroup" xmlns:wpi="http://schemas.microsoft.com/office/word/2010/wordprocessingInk" xmlns:wne="http://schemas.microsoft.com/office/word/2006/wordml" xmlns:wps="http://schemas.microsoft.com/office/word/2010/wordprocessingShape" mc:Ignorable="w14 w15 w16se w16cid wp14">
+<w:document xmlns:wpc="http://schemas.microsoft.com/office/word/2010/wordprocessingCanvas" xmlns:cx="http://schemas.microsoft.com/office/drawing/2014/chartex" xmlns:cx1="http://schemas.microsoft.com/office/drawing/2015/9/8/chartex" xmlns:cx2="http://schemas.microsoft.com/office/drawing/2015/10/21/chartex" xmlns:cx3="http://schemas.microsoft.com/office/drawing/2016/5/9/chartex" xmlns:cx4="http://schemas.microsoft.com/office/drawing/2016/5/10/chartex" xmlns:cx5="http://schemas.microsoft.com/office/drawing/2016/5/11/chartex" xmlns:cx6="http://schemas.microsoft.com/office/drawing/2016/5/12/chartex" xmlns:cx7="http://schemas.microsoft.com/office/drawing/2016/5/13/chartex" xmlns:cx8="http://schemas.microsoft.com/office/drawing/2016/5/14/chartex" xmlns:mc="http://schemas.openxmlformats.org/markup-compatibility/2006" xmlns:aink="http://schemas.microsoft.com/office/drawing/2016/ink" xmlns:am3d="http://schemas.microsoft.com/office/drawing/2017/model3d" xmlns:o="urn:schemas-microsoft-com:office:office" xmlns:r="http://schemas.openxmlformats.org/officeDocument/2006/relationships" xmlns:m="http://schemas.openxmlformats.org/officeDocument/2006/math" xmlns:v="urn:schemas-microsoft-com:vml" xmlns:wp14="http://schemas.microsoft.com/office/word/2010/wordprocessingDrawing" xmlns:wp="http://schemas.openxmlformats.org/drawingml/2006/wordprocessingDrawing" xmlns:w10="urn:schemas-microsoft-com:office:word" xmlns:w="http://schemas.openxmlformats.org/wordprocessingml/2006/main" xmlns:w14="http://schemas.microsoft.com/office/word/2010/wordml" xmlns:w15="http://schemas.microsoft.com/office/word/2012/wordml" xmlns:w16cex="http://schemas.microsoft.com/office/word/2018/wordml/cex" xmlns:w16cid="http://schemas.microsoft.com/office/word/2016/wordml/cid" xmlns:w16="http://schemas.microsoft.com/office/word/2018/wordml" xmlns:w16sdtdh="http://schemas.microsoft.com/office/word/2020/wordml/sdtdatahash" xmlns:w16se="http://schemas.microsoft.com/office/word/2015/wordml/symex" xmlns:wpg="http://schemas.microsoft.com/office/word/2010/wordprocessingGroup" xmlns:wpi="http://schemas.microsoft.com/office/word/2010/wordprocessingInk" xmlns:wne="http://schemas.microsoft.com/office/word/2006/wordml" xmlns:wps="http://schemas.microsoft.com/office/word/2010/wordprocessingShape" mc:Ignorable="w14 w15 w16se w16cid w16 w16cex w16sdtdh wp14">
   <w:body>
     <w:p>
       <w:pPr>
@@ -66,19 +66,41 @@
           <w:rFonts w:ascii="Arial" w:eastAsia="Arial" w:hAnsi="Arial" w:cs="Arial"/>
         </w:rPr>
       </w:pPr>
-      <w:proofErr w:type="spellStart"/>
-      <w:r>
-        <w:rPr>
-          <w:rFonts w:ascii="Arial" w:eastAsia="Arial" w:hAnsi="Arial" w:cs="Arial"/>
-        </w:rPr>
-        <w:t>Siendo,el</w:t>
-      </w:r>
-      <w:proofErr w:type="spellEnd"/>
+      <w:r>
+        <w:rPr>
+          <w:rFonts w:ascii="Arial" w:eastAsia="Arial" w:hAnsi="Arial" w:cs="Arial"/>
+        </w:rPr>
+        <w:t>Siendo,</w:t>
+      </w:r>
       <w:r>
         <w:rPr>
           <w:rFonts w:ascii="Arial" w:eastAsia="Arial" w:hAnsi="Arial" w:cs="Arial"/>
         </w:rPr>
         <w:t xml:space="preserve"> </w:t>
+      </w:r>
+      <w:r>
+        <w:rPr>
+          <w:rFonts w:ascii="Arial" w:eastAsia="Arial" w:hAnsi="Arial" w:cs="Arial"/>
+        </w:rPr>
+        <w:t xml:space="preserve">el </w:t>
+      </w:r>
+      <w:r>
+        <w:rPr>
+          <w:rFonts w:ascii="Arial" w:eastAsia="Arial" w:hAnsi="Arial" w:cs="Arial"/>
+        </w:rPr>
+        <w:t>[[Fecha]]</w:t>
+      </w:r>
+      <w:r>
+        <w:rPr>
+          <w:rFonts w:ascii="Arial" w:eastAsia="Arial" w:hAnsi="Arial" w:cs="Arial"/>
+        </w:rPr>
+        <w:t>,</w:t>
+      </w:r>
+      <w:r>
+        <w:rPr>
+          <w:rFonts w:ascii="Arial" w:eastAsia="Arial" w:hAnsi="Arial" w:cs="Arial"/>
+        </w:rPr>
+        <w:t xml:space="preserve"> se reunieron por una parte </w:t>
       </w:r>
       <w:r>
         <w:rPr>
@@ -86,13 +108,37 @@
           <w:b/>
           <w:bCs/>
         </w:rPr>
-        <w:t>[[Fecha]]</w:t>
-      </w:r>
-      <w:r>
-        <w:rPr>
-          <w:rFonts w:ascii="Arial" w:eastAsia="Arial" w:hAnsi="Arial" w:cs="Arial"/>
-        </w:rPr>
-        <w:t xml:space="preserve">, se reunieron por una parte </w:t>
+        <w:t>[[Nombre]]</w:t>
+      </w:r>
+      <w:r>
+        <w:rPr>
+          <w:rFonts w:ascii="Arial" w:eastAsia="Arial" w:hAnsi="Arial" w:cs="Arial"/>
+        </w:rPr>
+        <w:t xml:space="preserve"> </w:t>
+      </w:r>
+      <w:r>
+        <w:rPr>
+          <w:rFonts w:ascii="Arial" w:eastAsia="Arial" w:hAnsi="Arial" w:cs="Arial"/>
+        </w:rPr>
+        <w:t>[[Identificado]]</w:t>
+      </w:r>
+      <w:r>
+        <w:rPr>
+          <w:rFonts w:ascii="Arial" w:eastAsia="Arial" w:hAnsi="Arial" w:cs="Arial"/>
+        </w:rPr>
+        <w:t xml:space="preserve"> No.</w:t>
+      </w:r>
+      <w:r>
+        <w:rPr>
+          <w:rFonts w:ascii="Arial" w:eastAsia="Arial" w:hAnsi="Arial" w:cs="Arial"/>
+        </w:rPr>
+        <w:t xml:space="preserve"> [[Cedula]] como</w:t>
+      </w:r>
+      <w:r>
+        <w:rPr>
+          <w:rFonts w:ascii="Arial" w:eastAsia="Arial" w:hAnsi="Arial" w:cs="Arial"/>
+        </w:rPr>
+        <w:t xml:space="preserve"> aparece al pie de su firma y quien adelante se denominará EL TRABAJADOR, y por la otra, </w:t>
       </w:r>
       <w:r>
         <w:rPr>
@@ -100,13 +146,13 @@
           <w:b/>
           <w:bCs/>
         </w:rPr>
-        <w:t>[[Nombre]]</w:t>
-      </w:r>
-      <w:r>
-        <w:rPr>
-          <w:rFonts w:ascii="Arial" w:eastAsia="Arial" w:hAnsi="Arial" w:cs="Arial"/>
-        </w:rPr>
-        <w:t xml:space="preserve"> </w:t>
+        <w:t>LAURA CRISTINA CERÓN MUÑOZ</w:t>
+      </w:r>
+      <w:r>
+        <w:rPr>
+          <w:rFonts w:ascii="Arial" w:eastAsia="Arial" w:hAnsi="Arial" w:cs="Arial"/>
+        </w:rPr>
+        <w:t xml:space="preserve"> identificada con la C.C. No. 52.705.312 y quien actúa en representación de </w:t>
       </w:r>
       <w:r>
         <w:rPr>
@@ -114,42 +160,13 @@
           <w:b/>
           <w:bCs/>
         </w:rPr>
-        <w:t>[[Identificado]]</w:t>
-      </w:r>
-      <w:r>
-        <w:rPr>
-          <w:rFonts w:ascii="Arial" w:eastAsia="Arial" w:hAnsi="Arial" w:cs="Arial"/>
-          <w:b/>
-          <w:bCs/>
-        </w:rPr>
-        <w:t xml:space="preserve"> </w:t>
-      </w:r>
-      <w:r>
-        <w:rPr>
-          <w:rFonts w:ascii="Arial" w:eastAsia="Arial" w:hAnsi="Arial" w:cs="Arial"/>
-          <w:bCs/>
-        </w:rPr>
-        <w:t>No.</w:t>
-      </w:r>
-      <w:r>
-        <w:rPr>
-          <w:rFonts w:ascii="Arial" w:eastAsia="Arial" w:hAnsi="Arial" w:cs="Arial"/>
-        </w:rPr>
-        <w:t xml:space="preserve"> </w:t>
-      </w:r>
-      <w:r>
-        <w:rPr>
-          <w:rFonts w:ascii="Arial" w:eastAsia="Arial" w:hAnsi="Arial" w:cs="Arial"/>
-          <w:b/>
-          <w:bCs/>
-        </w:rPr>
-        <w:t>[[Cedula]]</w:t>
-      </w:r>
-      <w:r>
-        <w:rPr>
-          <w:rFonts w:ascii="Arial" w:eastAsia="Arial" w:hAnsi="Arial" w:cs="Arial"/>
-        </w:rPr>
-        <w:t xml:space="preserve"> como aparece al pie de su firma y quien adelante se denominará EL TRABAJADOR, y por la otra, LAURA CRISTINA CERÓN MUÑOZ identificada con la C.C. No. 52.705.312 y quien actúa en representación de DIACO S.A., quien en adelante se denominará EL EMPLEADOR, con el fin de suscribir un acuerdo provisto de las siguientes cláusulas.</w:t>
+        <w:t>DIACO S.A.</w:t>
+      </w:r>
+      <w:r>
+        <w:rPr>
+          <w:rFonts w:ascii="Arial" w:eastAsia="Arial" w:hAnsi="Arial" w:cs="Arial"/>
+        </w:rPr>
+        <w:t>, quien en adelante se denominará EL EMPLEADOR, con el fin de suscribir un acuerdo provisto de las siguientes cláusulas.</w:t>
       </w:r>
     </w:p>
     <w:p>
@@ -254,8 +271,6 @@
         </w:rPr>
         <w:t xml:space="preserve">, </w:t>
       </w:r>
-      <w:bookmarkStart w:id="0" w:name="_GoBack"/>
-      <w:bookmarkEnd w:id="0"/>
       <w:r>
         <w:rPr>
           <w:rFonts w:ascii="Arial" w:eastAsia="Arial" w:hAnsi="Arial" w:cs="Arial"/>
@@ -360,8 +375,6 @@
       <w:r>
         <w:rPr>
           <w:rFonts w:ascii="Arial" w:eastAsia="Arial" w:hAnsi="Arial" w:cs="Arial"/>
-          <w:b/>
-          <w:bCs/>
         </w:rPr>
         <w:t>[[</w:t>
       </w:r>
@@ -369,16 +382,12 @@
       <w:r>
         <w:rPr>
           <w:rFonts w:ascii="Arial" w:eastAsia="Arial" w:hAnsi="Arial" w:cs="Arial"/>
-          <w:b/>
-          <w:bCs/>
         </w:rPr>
         <w:t>Ciudad</w:t>
       </w:r>
       <w:r>
         <w:rPr>
           <w:rFonts w:ascii="Arial" w:eastAsia="Arial" w:hAnsi="Arial" w:cs="Arial"/>
-          <w:b/>
-          <w:bCs/>
         </w:rPr>
         <w:t>Firma</w:t>
       </w:r>
@@ -386,36 +395,48 @@
       <w:r>
         <w:rPr>
           <w:rFonts w:ascii="Arial" w:eastAsia="Arial" w:hAnsi="Arial" w:cs="Arial"/>
-          <w:b/>
-          <w:bCs/>
-        </w:rPr>
-        <w:t>]]</w:t>
-      </w:r>
-      <w:r>
-        <w:rPr>
-          <w:rFonts w:ascii="Arial" w:eastAsia="Arial" w:hAnsi="Arial" w:cs="Arial"/>
-        </w:rPr>
-        <w:t xml:space="preserve">, el </w:t>
-      </w:r>
-      <w:r>
-        <w:rPr>
-          <w:rFonts w:ascii="Arial" w:eastAsia="Arial" w:hAnsi="Arial" w:cs="Arial"/>
-          <w:b/>
-          <w:bCs/>
-        </w:rPr>
-        <w:t>[[Fecha]]</w:t>
-      </w:r>
-      <w:r>
-        <w:rPr>
-          <w:rFonts w:ascii="Arial" w:eastAsia="Arial" w:hAnsi="Arial" w:cs="Arial"/>
-        </w:rPr>
-        <w:t>.</w:t>
+        </w:rPr>
+        <w:t>]], el [[Fecha]].</w:t>
       </w:r>
     </w:p>
     <w:p>
       <w:pPr>
         <w:spacing w:after="0" w:line="240" w:lineRule="auto"/>
         <w:jc w:val="both"/>
+        <w:rPr>
+          <w:rFonts w:ascii="Arial" w:eastAsia="Arial" w:hAnsi="Arial" w:cs="Arial"/>
+        </w:rPr>
+      </w:pPr>
+    </w:p>
+    <w:p>
+      <w:pPr>
+        <w:pBdr>
+          <w:top w:val="nil"/>
+          <w:left w:val="nil"/>
+          <w:bottom w:val="nil"/>
+          <w:right w:val="nil"/>
+          <w:between w:val="nil"/>
+        </w:pBdr>
+        <w:tabs>
+          <w:tab w:val="left" w:pos="709"/>
+          <w:tab w:val="left" w:pos="1418"/>
+          <w:tab w:val="left" w:pos="2127"/>
+          <w:tab w:val="left" w:pos="2836"/>
+          <w:tab w:val="left" w:pos="3545"/>
+          <w:tab w:val="left" w:pos="4254"/>
+          <w:tab w:val="left" w:pos="4963"/>
+          <w:tab w:val="left" w:pos="5672"/>
+          <w:tab w:val="left" w:pos="6381"/>
+          <w:tab w:val="left" w:pos="7090"/>
+          <w:tab w:val="left" w:pos="7799"/>
+          <w:tab w:val="left" w:pos="8508"/>
+          <w:tab w:val="left" w:pos="9217"/>
+          <w:tab w:val="left" w:pos="9926"/>
+          <w:tab w:val="left" w:pos="10635"/>
+          <w:tab w:val="left" w:pos="11344"/>
+          <w:tab w:val="left" w:pos="12053"/>
+        </w:tabs>
+        <w:spacing w:after="0" w:line="240" w:lineRule="auto"/>
         <w:rPr>
           <w:rFonts w:ascii="Arial" w:eastAsia="Arial" w:hAnsi="Arial" w:cs="Arial"/>
         </w:rPr>
@@ -635,13 +656,16 @@
     </w:p>
     <w:p>
       <w:pPr>
-        <w:pBdr>
-          <w:top w:val="nil"/>
-          <w:left w:val="nil"/>
-          <w:bottom w:val="nil"/>
-          <w:right w:val="nil"/>
-          <w:between w:val="nil"/>
-        </w:pBdr>
+        <w:spacing w:line="240" w:lineRule="auto"/>
+        <w:jc w:val="both"/>
+        <w:rPr>
+          <w:sz w:val="23"/>
+          <w:szCs w:val="23"/>
+        </w:rPr>
+      </w:pPr>
+    </w:p>
+    <w:p>
+      <w:pPr>
         <w:tabs>
           <w:tab w:val="left" w:pos="709"/>
           <w:tab w:val="left" w:pos="1418"/>
@@ -661,21 +685,164 @@
           <w:tab w:val="left" w:pos="11344"/>
           <w:tab w:val="left" w:pos="12053"/>
         </w:tabs>
-        <w:spacing w:after="0" w:line="240" w:lineRule="auto"/>
-        <w:rPr>
-          <w:rFonts w:ascii="Arial" w:eastAsia="Arial" w:hAnsi="Arial" w:cs="Arial"/>
-        </w:rPr>
-      </w:pPr>
-    </w:p>
-    <w:p>
-      <w:pPr>
-        <w:pBdr>
-          <w:top w:val="nil"/>
-          <w:left w:val="nil"/>
-          <w:bottom w:val="nil"/>
-          <w:right w:val="nil"/>
-          <w:between w:val="nil"/>
-        </w:pBdr>
+        <w:spacing w:line="240" w:lineRule="auto"/>
+        <w:rPr>
+          <w:sz w:val="23"/>
+          <w:szCs w:val="23"/>
+        </w:rPr>
+      </w:pPr>
+      <w:r>
+        <w:rPr>
+          <w:noProof/>
+          <w:sz w:val="23"/>
+          <w:szCs w:val="23"/>
+        </w:rPr>
+        <mc:AlternateContent>
+          <mc:Choice Requires="wps">
+            <w:drawing>
+              <wp:anchor distT="0" distB="0" distL="114300" distR="114300" simplePos="0" relativeHeight="251663360" behindDoc="0" locked="0" layoutInCell="1" allowOverlap="1" wp14:anchorId="316A6470" wp14:editId="599BFA46">
+                <wp:simplePos x="0" y="0"/>
+                <wp:positionH relativeFrom="column">
+                  <wp:posOffset>2771775</wp:posOffset>
+                </wp:positionH>
+                <wp:positionV relativeFrom="paragraph">
+                  <wp:posOffset>9525</wp:posOffset>
+                </wp:positionV>
+                <wp:extent cx="1943100" cy="0"/>
+                <wp:effectExtent l="38100" t="38100" r="57150" b="95250"/>
+                <wp:wrapNone/>
+                <wp:docPr id="5" name="Conector: angular 5"/>
+                <wp:cNvGraphicFramePr/>
+                <a:graphic xmlns:a="http://schemas.openxmlformats.org/drawingml/2006/main">
+                  <a:graphicData uri="http://schemas.microsoft.com/office/word/2010/wordprocessingShape">
+                    <wps:wsp>
+                      <wps:cNvCnPr/>
+                      <wps:spPr>
+                        <a:xfrm>
+                          <a:off x="0" y="0"/>
+                          <a:ext cx="1943100" cy="0"/>
+                        </a:xfrm>
+                        <a:prstGeom prst="bentConnector3">
+                          <a:avLst/>
+                        </a:prstGeom>
+                        <a:ln w="6350"/>
+                      </wps:spPr>
+                      <wps:style>
+                        <a:lnRef idx="2">
+                          <a:schemeClr val="dk1"/>
+                        </a:lnRef>
+                        <a:fillRef idx="0">
+                          <a:schemeClr val="dk1"/>
+                        </a:fillRef>
+                        <a:effectRef idx="1">
+                          <a:schemeClr val="dk1"/>
+                        </a:effectRef>
+                        <a:fontRef idx="minor">
+                          <a:schemeClr val="tx1"/>
+                        </a:fontRef>
+                      </wps:style>
+                      <wps:bodyPr/>
+                    </wps:wsp>
+                  </a:graphicData>
+                </a:graphic>
+                <wp14:sizeRelH relativeFrom="margin">
+                  <wp14:pctWidth>0</wp14:pctWidth>
+                </wp14:sizeRelH>
+                <wp14:sizeRelV relativeFrom="margin">
+                  <wp14:pctHeight>0</wp14:pctHeight>
+                </wp14:sizeRelV>
+              </wp:anchor>
+            </w:drawing>
+          </mc:Choice>
+          <mc:Fallback>
+            <w:pict>
+              <v:shapetype w14:anchorId="0BBAAB54" id="_x0000_t34" coordsize="21600,21600" o:spt="34" o:oned="t" adj="10800" path="m,l@0,0@0,21600,21600,21600e" filled="f">
+                <v:stroke joinstyle="miter"/>
+                <v:formulas>
+                  <v:f eqn="val #0"/>
+                </v:formulas>
+                <v:path arrowok="t" fillok="f" o:connecttype="none"/>
+                <v:handles>
+                  <v:h position="#0,center"/>
+                </v:handles>
+                <o:lock v:ext="edit" shapetype="t"/>
+              </v:shapetype>
+              <v:shape id="Conector: angular 5" o:spid="_x0000_s1026" type="#_x0000_t34" style="position:absolute;margin-left:218.25pt;margin-top:.75pt;width:153pt;height:0;z-index:251663360;visibility:visible;mso-wrap-style:square;mso-width-percent:0;mso-height-percent:0;mso-wrap-distance-left:9pt;mso-wrap-distance-top:0;mso-wrap-distance-right:9pt;mso-wrap-distance-bottom:0;mso-position-horizontal:absolute;mso-position-horizontal-relative:text;mso-position-vertical:absolute;mso-position-vertical-relative:text;mso-width-percent:0;mso-height-percent:0;mso-width-relative:margin;mso-height-relative:margin" o:gfxdata="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" strokecolor="black [3200]" strokeweight=".5pt">
+                <v:shadow on="t" color="black" opacity="24903f" origin=",.5" offset="0,.55556mm"/>
+              </v:shape>
+            </w:pict>
+          </mc:Fallback>
+        </mc:AlternateContent>
+      </w:r>
+      <w:r>
+        <w:rPr>
+          <w:noProof/>
+          <w:sz w:val="23"/>
+          <w:szCs w:val="23"/>
+        </w:rPr>
+        <mc:AlternateContent>
+          <mc:Choice Requires="wps">
+            <w:drawing>
+              <wp:anchor distT="0" distB="0" distL="114300" distR="114300" simplePos="0" relativeHeight="251664384" behindDoc="0" locked="0" layoutInCell="1" allowOverlap="1" wp14:anchorId="4FDD243F" wp14:editId="71C47666">
+                <wp:simplePos x="0" y="0"/>
+                <wp:positionH relativeFrom="column">
+                  <wp:posOffset>28575</wp:posOffset>
+                </wp:positionH>
+                <wp:positionV relativeFrom="paragraph">
+                  <wp:posOffset>5080</wp:posOffset>
+                </wp:positionV>
+                <wp:extent cx="1943100" cy="0"/>
+                <wp:effectExtent l="38100" t="38100" r="57150" b="95250"/>
+                <wp:wrapNone/>
+                <wp:docPr id="6" name="Conector: angular 6"/>
+                <wp:cNvGraphicFramePr/>
+                <a:graphic xmlns:a="http://schemas.openxmlformats.org/drawingml/2006/main">
+                  <a:graphicData uri="http://schemas.microsoft.com/office/word/2010/wordprocessingShape">
+                    <wps:wsp>
+                      <wps:cNvCnPr/>
+                      <wps:spPr>
+                        <a:xfrm>
+                          <a:off x="0" y="0"/>
+                          <a:ext cx="1943100" cy="0"/>
+                        </a:xfrm>
+                        <a:prstGeom prst="bentConnector3">
+                          <a:avLst/>
+                        </a:prstGeom>
+                        <a:ln w="6350"/>
+                      </wps:spPr>
+                      <wps:style>
+                        <a:lnRef idx="2">
+                          <a:schemeClr val="dk1"/>
+                        </a:lnRef>
+                        <a:fillRef idx="0">
+                          <a:schemeClr val="dk1"/>
+                        </a:fillRef>
+                        <a:effectRef idx="1">
+                          <a:schemeClr val="dk1"/>
+                        </a:effectRef>
+                        <a:fontRef idx="minor">
+                          <a:schemeClr val="tx1"/>
+                        </a:fontRef>
+                      </wps:style>
+                      <wps:bodyPr/>
+                    </wps:wsp>
+                  </a:graphicData>
+                </a:graphic>
+              </wp:anchor>
+            </w:drawing>
+          </mc:Choice>
+          <mc:Fallback>
+            <w:pict>
+              <v:shape w14:anchorId="47C3F61B" id="Conector: angular 6" o:spid="_x0000_s1026" type="#_x0000_t34" style="position:absolute;margin-left:2.25pt;margin-top:.4pt;width:153pt;height:0;z-index:251664384;visibility:visible;mso-wrap-style:square;mso-wrap-distance-left:9pt;mso-wrap-distance-top:0;mso-wrap-distance-right:9pt;mso-wrap-distance-bottom:0;mso-position-horizontal:absolute;mso-position-horizontal-relative:text;mso-position-vertical:absolute;mso-position-vertical-relative:text" o:gfxdata="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" strokecolor="black [3200]" strokeweight=".5pt">
+                <v:shadow on="t" color="black" opacity="24903f" origin=",.5" offset="0,.55556mm"/>
+              </v:shape>
+            </w:pict>
+          </mc:Fallback>
+        </mc:AlternateContent>
+      </w:r>
+    </w:p>
+    <w:p>
+      <w:pPr>
         <w:tabs>
           <w:tab w:val="left" w:pos="709"/>
           <w:tab w:val="left" w:pos="1418"/>
@@ -695,11 +862,10 @@
           <w:tab w:val="left" w:pos="11344"/>
           <w:tab w:val="left" w:pos="12053"/>
         </w:tabs>
-        <w:spacing w:after="0" w:line="240" w:lineRule="auto"/>
-        <w:rPr>
-          <w:rFonts w:ascii="Arial" w:eastAsia="Arial" w:hAnsi="Arial" w:cs="Arial"/>
-          <w:b/>
-          <w:bCs/>
+        <w:spacing w:line="240" w:lineRule="auto"/>
+        <w:rPr>
+          <w:sz w:val="23"/>
+          <w:szCs w:val="23"/>
         </w:rPr>
       </w:pPr>
       <w:r>
@@ -795,6 +961,86 @@
     </w:p>
     <w:p>
       <w:pPr>
+        <w:tabs>
+          <w:tab w:val="left" w:pos="709"/>
+          <w:tab w:val="left" w:pos="1418"/>
+          <w:tab w:val="left" w:pos="2127"/>
+          <w:tab w:val="left" w:pos="2836"/>
+          <w:tab w:val="left" w:pos="3545"/>
+          <w:tab w:val="left" w:pos="4254"/>
+          <w:tab w:val="left" w:pos="4963"/>
+          <w:tab w:val="left" w:pos="5672"/>
+          <w:tab w:val="left" w:pos="6381"/>
+          <w:tab w:val="left" w:pos="7090"/>
+          <w:tab w:val="left" w:pos="7799"/>
+          <w:tab w:val="left" w:pos="8508"/>
+          <w:tab w:val="left" w:pos="9217"/>
+          <w:tab w:val="left" w:pos="9926"/>
+          <w:tab w:val="left" w:pos="10635"/>
+          <w:tab w:val="left" w:pos="11344"/>
+          <w:tab w:val="left" w:pos="12053"/>
+        </w:tabs>
+        <w:spacing w:line="240" w:lineRule="auto"/>
+        <w:rPr>
+          <w:sz w:val="23"/>
+          <w:szCs w:val="23"/>
+        </w:rPr>
+      </w:pPr>
+      <w:r>
+        <w:rPr>
+          <w:rFonts w:ascii="Arial" w:eastAsia="Arial" w:hAnsi="Arial" w:cs="Arial"/>
+        </w:rPr>
+        <w:t>C.C. No. 52.705.312</w:t>
+      </w:r>
+      <w:r>
+        <w:rPr>
+          <w:rFonts w:ascii="Arial" w:eastAsia="Arial" w:hAnsi="Arial" w:cs="Arial"/>
+        </w:rPr>
+        <w:tab/>
+        <w:t xml:space="preserve">                     </w:t>
+      </w:r>
+      <w:r>
+        <w:rPr>
+          <w:rFonts w:ascii="Arial" w:eastAsia="Arial" w:hAnsi="Arial" w:cs="Arial"/>
+        </w:rPr>
+        <w:tab/>
+        <w:t xml:space="preserve">    </w:t>
+      </w:r>
+      <w:r>
+        <w:rPr>
+          <w:rFonts w:ascii="Arial" w:eastAsia="Arial" w:hAnsi="Arial" w:cs="Arial"/>
+        </w:rPr>
+        <w:t xml:space="preserve">      </w:t>
+      </w:r>
+      <w:r>
+        <w:rPr>
+          <w:rFonts w:ascii="Arial" w:eastAsia="Arial" w:hAnsi="Arial" w:cs="Arial"/>
+        </w:rPr>
+        <w:t xml:space="preserve">   </w:t>
+      </w:r>
+      <w:r>
+        <w:rPr>
+          <w:rFonts w:ascii="Arial" w:eastAsia="Arial" w:hAnsi="Arial" w:cs="Arial"/>
+        </w:rPr>
+        <w:t xml:space="preserve">C.C. </w:t>
+      </w:r>
+      <w:proofErr w:type="spellStart"/>
+      <w:r>
+        <w:rPr>
+          <w:rFonts w:ascii="Arial" w:eastAsia="Arial" w:hAnsi="Arial" w:cs="Arial"/>
+        </w:rPr>
+        <w:t>GNo</w:t>
+      </w:r>
+      <w:proofErr w:type="spellEnd"/>
+      <w:r>
+        <w:rPr>
+          <w:rFonts w:ascii="Arial" w:eastAsia="Arial" w:hAnsi="Arial" w:cs="Arial"/>
+        </w:rPr>
+        <w:t>. [[Cedula]]</w:t>
+      </w:r>
+    </w:p>
+    <w:p>
+      <w:pPr>
         <w:pBdr>
           <w:top w:val="nil"/>
           <w:left w:val="nil"/>
@@ -806,121 +1052,19 @@
         <w:jc w:val="both"/>
         <w:rPr>
           <w:rFonts w:ascii="Arial" w:eastAsia="Arial" w:hAnsi="Arial" w:cs="Arial"/>
-          <w:b/>
-          <w:bCs/>
-        </w:rPr>
-      </w:pPr>
-      <w:r>
-        <w:rPr>
-          <w:rFonts w:ascii="Arial" w:eastAsia="Arial" w:hAnsi="Arial" w:cs="Arial"/>
-        </w:rPr>
-        <w:t>C.C. No. 52.705.312</w:t>
-      </w:r>
-      <w:r>
-        <w:rPr>
-          <w:rFonts w:ascii="Arial" w:eastAsia="Arial" w:hAnsi="Arial" w:cs="Arial"/>
-        </w:rPr>
-        <w:tab/>
-        <w:t xml:space="preserve">                     </w:t>
-      </w:r>
-      <w:r>
-        <w:rPr>
-          <w:rFonts w:ascii="Arial" w:eastAsia="Arial" w:hAnsi="Arial" w:cs="Arial"/>
-        </w:rPr>
-        <w:tab/>
-        <w:t xml:space="preserve">    </w:t>
-      </w:r>
-      <w:r>
-        <w:rPr>
-          <w:rFonts w:ascii="Arial" w:eastAsia="Arial" w:hAnsi="Arial" w:cs="Arial"/>
-        </w:rPr>
-        <w:t xml:space="preserve">      </w:t>
-      </w:r>
-      <w:r>
-        <w:rPr>
-          <w:rFonts w:ascii="Arial" w:eastAsia="Arial" w:hAnsi="Arial" w:cs="Arial"/>
-        </w:rPr>
-        <w:t xml:space="preserve">C.C. </w:t>
-      </w:r>
-      <w:proofErr w:type="spellStart"/>
-      <w:r>
-        <w:rPr>
-          <w:rFonts w:ascii="Arial" w:eastAsia="Arial" w:hAnsi="Arial" w:cs="Arial"/>
-        </w:rPr>
-        <w:t>GNo</w:t>
-      </w:r>
-      <w:proofErr w:type="spellEnd"/>
-      <w:r>
-        <w:rPr>
-          <w:rFonts w:ascii="Arial" w:eastAsia="Arial" w:hAnsi="Arial" w:cs="Arial"/>
-        </w:rPr>
-        <w:t xml:space="preserve">. </w:t>
-      </w:r>
-      <w:r>
-        <w:rPr>
-          <w:rFonts w:ascii="Arial" w:eastAsia="Arial" w:hAnsi="Arial" w:cs="Arial"/>
-          <w:b/>
-          <w:bCs/>
-        </w:rPr>
-        <w:t>[[Cedula]]</w:t>
-      </w:r>
-    </w:p>
-    <w:p>
-      <w:pPr>
-        <w:pBdr>
-          <w:top w:val="nil"/>
-          <w:left w:val="nil"/>
-          <w:bottom w:val="nil"/>
-          <w:right w:val="nil"/>
-          <w:between w:val="nil"/>
-        </w:pBdr>
-        <w:spacing w:after="0" w:line="240" w:lineRule="auto"/>
-        <w:jc w:val="both"/>
-        <w:rPr>
-          <w:rFonts w:ascii="Arial" w:eastAsia="Arial" w:hAnsi="Arial" w:cs="Arial"/>
-        </w:rPr>
-      </w:pPr>
-      <w:r>
-        <w:rPr>
-          <w:rFonts w:ascii="Arial" w:eastAsia="Arial" w:hAnsi="Arial" w:cs="Arial"/>
-        </w:rPr>
-        <w:t>Representante Legal</w:t>
-      </w:r>
-      <w:r>
-        <w:rPr>
-          <w:rFonts w:ascii="Arial" w:eastAsia="Arial" w:hAnsi="Arial" w:cs="Arial"/>
-        </w:rPr>
-        <w:tab/>
-      </w:r>
-    </w:p>
-    <w:p>
-      <w:pPr>
-        <w:rPr>
-          <w:rFonts w:ascii="Arial" w:eastAsia="Arial" w:hAnsi="Arial" w:cs="Arial"/>
-        </w:rPr>
-      </w:pPr>
-    </w:p>
-    <w:p>
-      <w:pPr>
-        <w:rPr>
-          <w:rFonts w:ascii="Arial" w:eastAsia="Arial" w:hAnsi="Arial" w:cs="Arial"/>
-        </w:rPr>
-      </w:pPr>
-    </w:p>
-    <w:p>
-      <w:pPr>
-        <w:tabs>
-          <w:tab w:val="left" w:pos="3675"/>
-        </w:tabs>
-        <w:rPr>
-          <w:rFonts w:ascii="Arial" w:eastAsia="Arial" w:hAnsi="Arial" w:cs="Arial"/>
-        </w:rPr>
-      </w:pPr>
-      <w:r>
-        <w:rPr>
-          <w:rFonts w:ascii="Arial" w:eastAsia="Arial" w:hAnsi="Arial" w:cs="Arial"/>
-        </w:rPr>
-        <w:tab/>
+        </w:rPr>
+      </w:pPr>
+      <w:r>
+        <w:rPr>
+          <w:rFonts w:ascii="Arial" w:eastAsia="Arial" w:hAnsi="Arial" w:cs="Arial"/>
+        </w:rPr>
+        <w:t>Representante Lega</w:t>
+      </w:r>
+      <w:r>
+        <w:rPr>
+          <w:rFonts w:ascii="Arial" w:eastAsia="Arial" w:hAnsi="Arial" w:cs="Arial"/>
+        </w:rPr>
+        <w:t>l</w:t>
       </w:r>
     </w:p>
     <w:sectPr>
@@ -934,7 +1078,7 @@
 </file>
 
 <file path=word/styles.xml><?xml version="1.0" encoding="utf-8"?>
-<w:styles xmlns:mc="http://schemas.openxmlformats.org/markup-compatibility/2006" xmlns:r="http://schemas.openxmlformats.org/officeDocument/2006/relationships" xmlns:w="http://schemas.openxmlformats.org/wordprocessingml/2006/main" xmlns:w14="http://schemas.microsoft.com/office/word/2010/wordml" xmlns:w15="http://schemas.microsoft.com/office/word/2012/wordml" xmlns:w16cid="http://schemas.microsoft.com/office/word/2016/wordml/cid" xmlns:w16se="http://schemas.microsoft.com/office/word/2015/wordml/symex" mc:Ignorable="w14 w15 w16se w16cid">
+<w:styles xmlns:mc="http://schemas.openxmlformats.org/markup-compatibility/2006" xmlns:r="http://schemas.openxmlformats.org/officeDocument/2006/relationships" xmlns:w="http://schemas.openxmlformats.org/wordprocessingml/2006/main" xmlns:w14="http://schemas.microsoft.com/office/word/2010/wordml" xmlns:w15="http://schemas.microsoft.com/office/word/2012/wordml" xmlns:w16cex="http://schemas.microsoft.com/office/word/2018/wordml/cex" xmlns:w16cid="http://schemas.microsoft.com/office/word/2016/wordml/cid" xmlns:w16="http://schemas.microsoft.com/office/word/2018/wordml" xmlns:w16sdtdh="http://schemas.microsoft.com/office/word/2020/wordml/sdtdatahash" xmlns:w16se="http://schemas.microsoft.com/office/word/2015/wordml/symex" mc:Ignorable="w14 w15 w16se w16cid w16 w16cex w16sdtdh">
   <w:docDefaults>
     <w:rPrDefault>
       <w:rPr>
@@ -950,7 +1094,7 @@
       </w:pPr>
     </w:pPrDefault>
   </w:docDefaults>
-  <w:latentStyles w:defLockedState="0" w:defUIPriority="99" w:defSemiHidden="0" w:defUnhideWhenUsed="0" w:defQFormat="0" w:count="375">
+  <w:latentStyles w:defLockedState="0" w:defUIPriority="99" w:defSemiHidden="0" w:defUnhideWhenUsed="0" w:defQFormat="0" w:count="376">
     <w:lsdException w:name="Normal" w:uiPriority="0" w:qFormat="1"/>
     <w:lsdException w:name="heading 1" w:uiPriority="9" w:qFormat="1"/>
     <w:lsdException w:name="heading 2" w:semiHidden="1" w:uiPriority="9" w:unhideWhenUsed="1" w:qFormat="1"/>
@@ -1326,6 +1470,7 @@
     <w:lsdException w:name="Smart Hyperlink" w:semiHidden="1" w:unhideWhenUsed="1"/>
     <w:lsdException w:name="Hashtag" w:semiHidden="1" w:unhideWhenUsed="1"/>
     <w:lsdException w:name="Unresolved Mention" w:semiHidden="1" w:unhideWhenUsed="1"/>
+    <w:lsdException w:name="Smart Link" w:semiHidden="1" w:unhideWhenUsed="1"/>
   </w:latentStyles>
   <w:style w:type="paragraph" w:default="1" w:styleId="Normal">
     <w:name w:val="Normal"/>
